--- a/spa/docx/48.content.docx
+++ b/spa/docx/48.content.docx
@@ -214,7 +214,7 @@
         <w:rPr>
           <w:lang w:val="es_ES" w:bidi="es_ES"/>
         </w:rPr>
-        <w:t xml:space="preserve"> Pablo, apóstol, no enviado de hombres ni por mediación humana, sino enviado por Jesucristo y por Dios Padre, que lo resucitó de los muertos,</w:t>
+        <w:t xml:space="preserve"> Yo, Pablo, soy apóstol, no enviado por seres humanos ni por mediación humana. Soy enviado por Jesucristo y por Dios Padre, que lo resucitó de los muertos.</w:t>
       </w:r>
     </w:p>
     <w:p>
@@ -235,7 +235,7 @@
         <w:rPr>
           <w:lang w:val="es_ES" w:bidi="es_ES"/>
         </w:rPr>
-        <w:t xml:space="preserve"> y todos los hermanos que están conmigo, a las iglesias de Galacia.</w:t>
+        <w:t xml:space="preserve"> Junto con todos los hermanos que están conmigo, escribo esta carta a las iglesias de Galacia.</w:t>
       </w:r>
     </w:p>
     <w:p>
@@ -319,7 +319,7 @@
         <w:rPr>
           <w:lang w:val="es_ES" w:bidi="es_ES"/>
         </w:rPr>
-        <w:t xml:space="preserve"> Me sorprende que tan pronto se estén apartando de aquel que los llamó por la gracia de Cristo, para seguir otro evangelio.</w:t>
+        <w:t xml:space="preserve"> Me sorprende que tan pronto se estén apartando de aquel que los llamó por la gracia de Cristo. Se apartan para seguir otras buenas noticias.</w:t>
       </w:r>
     </w:p>
     <w:p>
@@ -340,7 +340,7 @@
         <w:rPr>
           <w:lang w:val="es_ES" w:bidi="es_ES"/>
         </w:rPr>
-        <w:t xml:space="preserve"> No es que exista otro evangelio, sino que hay personas que los confunden y quieren distorsionar el evangelio de Cristo.</w:t>
+        <w:t xml:space="preserve"> No es que existan otras buenas noticias de Cristo. Es que hay personas que los confunden a ustedes y quieren distorsionar las buenas noticias.</w:t>
       </w:r>
     </w:p>
     <w:p>
@@ -361,7 +361,7 @@
         <w:rPr>
           <w:lang w:val="es_ES" w:bidi="es_ES"/>
         </w:rPr>
-        <w:t xml:space="preserve"> Pero si alguien les predica un evangelio distinto del que les hemos predicado, que caiga bajo maldición, aunque seamos nosotros mismos o un ángel del cielo.</w:t>
+        <w:t xml:space="preserve"> Pero si alguien les predica un mensaje distinto del que les hemos predicado, que caiga bajo maldición, aunque seamos nosotros mismos o un ángel del cielo.</w:t>
       </w:r>
     </w:p>
     <w:p>
@@ -382,7 +382,7 @@
         <w:rPr>
           <w:lang w:val="es_ES" w:bidi="es_ES"/>
         </w:rPr>
-        <w:t xml:space="preserve"> Ya se lo he dicho, y lo repito: si alguien les predica un evangelio diferente del que recibieron, que caiga sobre él la maldición de Dios.</w:t>
+        <w:t xml:space="preserve"> Ya se lo he dicho, y lo repito. Si alguien les predica buenas noticias diferentes de las que recibieron, que caiga sobre él la maldición de Dios.</w:t>
       </w:r>
     </w:p>
     <w:p>
@@ -403,7 +403,7 @@
         <w:rPr>
           <w:lang w:val="es_ES" w:bidi="es_ES"/>
         </w:rPr>
-        <w:t xml:space="preserve"> ¿Busco ahora el favor de los hombres o el de Dios? ¿O trato de agradar a los hombres? Si todavía agradara a los hombres, no sería siervo de Cristo.</w:t>
+        <w:t xml:space="preserve"> ¿Busco ahora el favor de los seres humanos o el de Dios? ¿O trato de agradar a las personas? Si todavía agradara a la gente, no sería siervo de Cristo.</w:t>
       </w:r>
     </w:p>
     <w:p>
@@ -424,7 +424,7 @@
         <w:rPr>
           <w:lang w:val="es_ES" w:bidi="es_ES"/>
         </w:rPr>
-        <w:t xml:space="preserve"> Hermanos, quiero que sepan que el evangelio que yo predico no es invención humana.</w:t>
+        <w:t xml:space="preserve"> Hermanos, quiero que sepan que las buenas noticias que yo predico no son invención humana.</w:t>
       </w:r>
     </w:p>
     <w:p>
@@ -445,7 +445,7 @@
         <w:rPr>
           <w:lang w:val="es_ES" w:bidi="es_ES"/>
         </w:rPr>
-        <w:t xml:space="preserve"> No lo recibí ni lo aprendí de ningún ser humano, sino que me llegó por revelación de Jesucristo.</w:t>
+        <w:t xml:space="preserve"> No las recibí ni las aprendí de ningún ser humano. Me llegaron por revelación de Jesucristo.</w:t>
       </w:r>
     </w:p>
     <w:p>
@@ -487,7 +487,7 @@
         <w:rPr>
           <w:lang w:val="es_ES" w:bidi="es_ES"/>
         </w:rPr>
-        <w:t xml:space="preserve"> En el judaísmo, yo aventajaba a muchos de mis contemporáneos, y era extremadamente celoso de las tradiciones de mis antepasados.</w:t>
+        <w:t xml:space="preserve"> En el judaísmo, yo aventajaba a muchos de mis contemporáneos. Era extremadamente celoso de las tradiciones de mis antepasados.</w:t>
       </w:r>
     </w:p>
     <w:p>
@@ -508,7 +508,7 @@
         <w:rPr>
           <w:lang w:val="es_ES" w:bidi="es_ES"/>
         </w:rPr>
-        <w:t xml:space="preserve"> Sin embargo, Dios me había apartado desde el vientre de mi madre y me llamó por su gracia. Cuando él decidió</w:t>
+        <w:t xml:space="preserve"> Sin embargo, Dios me había apartado desde el vientre de mi madre y me llamó por su gracia. Él decidió</w:t>
       </w:r>
     </w:p>
     <w:p>
@@ -529,7 +529,7 @@
         <w:rPr>
           <w:lang w:val="es_ES" w:bidi="es_ES"/>
         </w:rPr>
-        <w:t xml:space="preserve"> revelar a su Hijo en mí para que yo lo anunciara entre los no judíos, no consulté de inmediato con nadie,</w:t>
+        <w:t xml:space="preserve"> revelar a su Hijo en mí para que yo lo anunciara entre los no judíos. En ese momento, no consulté de inmediato con nadie.</w:t>
       </w:r>
     </w:p>
     <w:p>
@@ -550,7 +550,7 @@
         <w:rPr>
           <w:lang w:val="es_ES" w:bidi="es_ES"/>
         </w:rPr>
-        <w:t xml:space="preserve"> ni subí a Jerusalén para ver a los que eran apóstoles antes que yo. No, me fui a Arabia y luego volví a Damasco.</w:t>
+        <w:t xml:space="preserve"> No subí a Jerusalén para ver a los que eran apóstoles antes que yo. No, me fui a Arabia y luego volví a Damasco.</w:t>
       </w:r>
     </w:p>
     <w:p>
@@ -571,7 +571,7 @@
         <w:rPr>
           <w:lang w:val="es_ES" w:bidi="es_ES"/>
         </w:rPr>
-        <w:t xml:space="preserve"> Tres años después fui a Jerusalén para conocer a Pedro, y me quedé con él 15 días.</w:t>
+        <w:t xml:space="preserve"> Pasados 3 años, fui a Jerusalén para conocer a Pedro, y me quedé con él 15 días.</w:t>
       </w:r>
     </w:p>
     <w:p>
@@ -676,7 +676,7 @@
         <w:rPr>
           <w:lang w:val="es_ES" w:bidi="es_ES"/>
         </w:rPr>
-        <w:t xml:space="preserve"> Solo habían oído decir: «Ese que antes nos perseguía ahora predica la fe que trataba de destruir».</w:t>
+        <w:t xml:space="preserve"> Solo habían oído decir: “Ese que antes nos perseguía ahora predica la fe que trataba de destruir”.</w:t>
       </w:r>
     </w:p>
     <w:p>
@@ -755,7 +755,7 @@
         <w:rPr>
           <w:lang w:val="es_ES" w:bidi="es_ES"/>
         </w:rPr>
-        <w:t xml:space="preserve"> Fui porque Dios me lo reveló. Me reuní en privado con los líderes de la iglesia y les expuse el evangelio que predico entre los no judíos. Quería asegurarme de que no estaba corriendo ni había corrido en vano.</w:t>
+        <w:t xml:space="preserve"> Fui porque Dios me lo reveló. Me reuní en privado con los líderes de la iglesia y les expuse las buenas noticias que predico entre los no judíos. Quería asegurarme de que no estaba corriendo ni había corrido en vano.</w:t>
       </w:r>
     </w:p>
     <w:p>
@@ -818,7 +818,7 @@
         <w:rPr>
           <w:lang w:val="es_ES" w:bidi="es_ES"/>
         </w:rPr>
-        <w:t xml:space="preserve"> Pero no les hicimos caso ni por un instante, porque queríamos que se preservara entre ustedes la verdad del evangelio.</w:t>
+        <w:t xml:space="preserve"> Pero no les hicimos caso ni por un instante, porque queríamos que se preservara entre ustedes la verdad de las buenas noticias.</w:t>
       </w:r>
     </w:p>
     <w:p>
@@ -854,13 +854,470 @@
           <w:vertAlign w:val="superscript"/>
           <w:lang w:val="es_ES" w:bidi="es_ES"/>
         </w:rPr>
+        <w:t>7-9</w:t>
+      </w:r>
+      <w:r>
+        <w:rPr>
+          <w:lang w:val="es_ES" w:bidi="es_ES"/>
+        </w:rPr>
+        <w:t xml:space="preserve"> Al contrario, reconocieron que Dios me había encomendado la predicación de las buenas noticias a los no judíos, así como le había encomendado a Pedro predicarlas a los judíos. Pues el mismo Dios que puso a Pedro como apóstol de los judíos me puso a mí como apóstol de los no judíos. Santiago, Pedro y Juan, reconocidos como columnas de la iglesia, comprendieron la gracia que se me había dado. Entonces nos dieron la mano a Bernabé y a mí en señal de compañerismo. Acordamos que nosotros iríamos a los no judíos y ellos a los judíos.</w:t>
+      </w:r>
+    </w:p>
+    <w:p>
+      <w:pPr/>
+      <w:r>
+        <w:rPr>
+          <w:lang w:val="es_ES" w:bidi="es_ES"/>
+        </w:rPr>
+      </w:r>
+      <w:r>
+        <w:rPr>
+          <w:vertAlign w:val="superscript"/>
+          <w:lang w:val="es_ES" w:bidi="es_ES"/>
+        </w:rPr>
+        <w:t>10</w:t>
+      </w:r>
+      <w:r>
+        <w:rPr>
+          <w:lang w:val="es_ES" w:bidi="es_ES"/>
+        </w:rPr>
+        <w:t xml:space="preserve"> Solo nos pidieron que nos acordáramos de los pobres, y eso es algo que he procurado hacer con todo empeño.</w:t>
+      </w:r>
+    </w:p>
+    <w:p>
+      <w:pPr/>
+      <w:r>
+        <w:rPr>
+          <w:lang w:val="es_ES" w:bidi="es_ES"/>
+        </w:rPr>
+      </w:r>
+      <w:r>
+        <w:rPr>
+          <w:vertAlign w:val="superscript"/>
+          <w:lang w:val="es_ES" w:bidi="es_ES"/>
+        </w:rPr>
+        <w:t>11</w:t>
+      </w:r>
+      <w:r>
+        <w:rPr>
+          <w:lang w:val="es_ES" w:bidi="es_ES"/>
+        </w:rPr>
+        <w:t xml:space="preserve"> Pero cuando Pedro fue a Antioquía, me enfrenté a él cara a cara, porque claramente estaba actuando mal.</w:t>
+      </w:r>
+    </w:p>
+    <w:p>
+      <w:pPr/>
+      <w:r>
+        <w:rPr>
+          <w:lang w:val="es_ES" w:bidi="es_ES"/>
+        </w:rPr>
+      </w:r>
+      <w:r>
+        <w:rPr>
+          <w:vertAlign w:val="superscript"/>
+          <w:lang w:val="es_ES" w:bidi="es_ES"/>
+        </w:rPr>
+        <w:t>12</w:t>
+      </w:r>
+      <w:r>
+        <w:rPr>
+          <w:lang w:val="es_ES" w:bidi="es_ES"/>
+        </w:rPr>
+        <w:t xml:space="preserve"> Cuando llegó, comía con los cristianos no judíos. Pero cuando llegaron algunos de parte de Santiago, se mantenía aparte de los no judíos. Dejó de comer con ellos por temor a los que insistían en la circuncisión.</w:t>
+      </w:r>
+    </w:p>
+    <w:p>
+      <w:pPr/>
+      <w:r>
+        <w:rPr>
+          <w:lang w:val="es_ES" w:bidi="es_ES"/>
+        </w:rPr>
+      </w:r>
+      <w:r>
+        <w:rPr>
+          <w:vertAlign w:val="superscript"/>
+          <w:lang w:val="es_ES" w:bidi="es_ES"/>
+        </w:rPr>
+        <w:t>13</w:t>
+      </w:r>
+      <w:r>
+        <w:rPr>
+          <w:lang w:val="es_ES" w:bidi="es_ES"/>
+        </w:rPr>
+        <w:t xml:space="preserve"> Los demás creyentes judíos también actuaron con hipocresía. Hasta Bernabé se dejó arrastrar por esa hipocresía.</w:t>
+      </w:r>
+    </w:p>
+    <w:p>
+      <w:pPr/>
+      <w:r>
+        <w:rPr>
+          <w:lang w:val="es_ES" w:bidi="es_ES"/>
+        </w:rPr>
+      </w:r>
+      <w:r>
+        <w:rPr>
+          <w:vertAlign w:val="superscript"/>
+          <w:lang w:val="es_ES" w:bidi="es_ES"/>
+        </w:rPr>
+        <w:t>14</w:t>
+      </w:r>
+      <w:r>
+        <w:rPr>
+          <w:lang w:val="es_ES" w:bidi="es_ES"/>
+        </w:rPr>
+        <w:t xml:space="preserve"> Cuando vi que no actuaban con rectitud conforme a la verdad de las buenas noticias, le dije a Pedro delante de todos: —Tú eres judío, pero vives como no judío. ¿Cómo puedes ahora obligar a los no judíos a vivir como judíos?</w:t>
+      </w:r>
+    </w:p>
+    <w:p>
+      <w:pPr/>
+      <w:r>
+        <w:rPr>
+          <w:lang w:val="es_ES" w:bidi="es_ES"/>
+        </w:rPr>
+      </w:r>
+      <w:r>
+        <w:rPr>
+          <w:vertAlign w:val="superscript"/>
+          <w:lang w:val="es_ES" w:bidi="es_ES"/>
+        </w:rPr>
+        <w:t>15</w:t>
+      </w:r>
+      <w:r>
+        <w:rPr>
+          <w:lang w:val="es_ES" w:bidi="es_ES"/>
+        </w:rPr>
+        <w:t xml:space="preserve"> Tú y yo somos judíos de nacimiento, no pecadores extranjeros.</w:t>
+      </w:r>
+    </w:p>
+    <w:p>
+      <w:pPr/>
+      <w:r>
+        <w:rPr>
+          <w:lang w:val="es_ES" w:bidi="es_ES"/>
+        </w:rPr>
+      </w:r>
+      <w:r>
+        <w:rPr>
+          <w:vertAlign w:val="superscript"/>
+          <w:lang w:val="es_ES" w:bidi="es_ES"/>
+        </w:rPr>
+        <w:t>16</w:t>
+      </w:r>
+      <w:r>
+        <w:rPr>
+          <w:lang w:val="es_ES" w:bidi="es_ES"/>
+        </w:rPr>
+        <w:t xml:space="preserve"> Sin embargo, sabemos que nadie es hecho justo por las obras de la ley, sino por la fe en Jesucristo. Por eso nosotros también hemos puesto nuestra fe en Cristo Jesús, para ser hechos justos por la fe en Cristo y no por las obras de la ley. Nadie será hecho justo por las obras de la ley.</w:t>
+      </w:r>
+    </w:p>
+    <w:p>
+      <w:pPr/>
+      <w:r>
+        <w:rPr>
+          <w:lang w:val="es_ES" w:bidi="es_ES"/>
+        </w:rPr>
+      </w:r>
+      <w:r>
+        <w:rPr>
+          <w:vertAlign w:val="superscript"/>
+          <w:lang w:val="es_ES" w:bidi="es_ES"/>
+        </w:rPr>
+        <w:t>17</w:t>
+      </w:r>
+      <w:r>
+        <w:rPr>
+          <w:lang w:val="es_ES" w:bidi="es_ES"/>
+        </w:rPr>
+        <w:t xml:space="preserve"> »Ahora bien, al buscar ser hechos justos en Cristo resulta que nosotros mismos también somos pecadores. ¿Significa eso que Cristo apoya el pecado? ¡De ninguna manera!</w:t>
+      </w:r>
+    </w:p>
+    <w:p>
+      <w:pPr/>
+      <w:r>
+        <w:rPr>
+          <w:lang w:val="es_ES" w:bidi="es_ES"/>
+        </w:rPr>
+      </w:r>
+      <w:r>
+        <w:rPr>
+          <w:vertAlign w:val="superscript"/>
+          <w:lang w:val="es_ES" w:bidi="es_ES"/>
+        </w:rPr>
+        <w:t>18</w:t>
+      </w:r>
+      <w:r>
+        <w:rPr>
+          <w:lang w:val="es_ES" w:bidi="es_ES"/>
+        </w:rPr>
+        <w:t xml:space="preserve"> Si vuelvo a construir lo que antes destruí, me hago transgresor.</w:t>
+      </w:r>
+    </w:p>
+    <w:p>
+      <w:pPr/>
+      <w:r>
+        <w:rPr>
+          <w:lang w:val="es_ES" w:bidi="es_ES"/>
+        </w:rPr>
+      </w:r>
+      <w:r>
+        <w:rPr>
+          <w:vertAlign w:val="superscript"/>
+          <w:lang w:val="es_ES" w:bidi="es_ES"/>
+        </w:rPr>
+        <w:t>19</w:t>
+      </w:r>
+      <w:r>
+        <w:rPr>
+          <w:lang w:val="es_ES" w:bidi="es_ES"/>
+        </w:rPr>
+        <w:t xml:space="preserve"> Yo, por medio de la ley, he muerto a la ley, para vivir para Dios.</w:t>
+      </w:r>
+    </w:p>
+    <w:p>
+      <w:pPr/>
+      <w:r>
+        <w:rPr>
+          <w:lang w:val="es_ES" w:bidi="es_ES"/>
+        </w:rPr>
+      </w:r>
+      <w:r>
+        <w:rPr>
+          <w:vertAlign w:val="superscript"/>
+          <w:lang w:val="es_ES" w:bidi="es_ES"/>
+        </w:rPr>
+        <w:t>20</w:t>
+      </w:r>
+      <w:r>
+        <w:rPr>
+          <w:lang w:val="es_ES" w:bidi="es_ES"/>
+        </w:rPr>
+        <w:t xml:space="preserve"> He sido crucificado con Cristo. Ya no vivo yo, sino que Cristo vive en mí. La vida que ahora vivo en el cuerpo la vivo por la fe en el Hijo de Dios, quien me amó y se entregó por mí.</w:t>
+      </w:r>
+    </w:p>
+    <w:p>
+      <w:pPr/>
+      <w:r>
+        <w:rPr>
+          <w:lang w:val="es_ES" w:bidi="es_ES"/>
+        </w:rPr>
+      </w:r>
+      <w:r>
+        <w:rPr>
+          <w:vertAlign w:val="superscript"/>
+          <w:lang w:val="es_ES" w:bidi="es_ES"/>
+        </w:rPr>
+        <w:t>21</w:t>
+      </w:r>
+      <w:r>
+        <w:rPr>
+          <w:lang w:val="es_ES" w:bidi="es_ES"/>
+        </w:rPr>
+        <w:t xml:space="preserve"> No desecho la gracia de Dios. Si la justicia se obtuviera por medio de la ley, entonces Cristo habría muerto en vano.</w:t>
+      </w:r>
+    </w:p>
+    <w:p>
+      <w:pPr>
+        <w:pStyle w:val="Heading2"/>
+      </w:pPr>
+      <w:r>
+        <w:rPr>
+          <w:lang w:val="es_ES" w:bidi="es_ES"/>
+        </w:rPr>
+        <w:t>Gálatas 3:1</w:t>
+      </w:r>
+      <w:r>
+        <w:rPr>
+          <w:lang w:val="es_ES" w:bidi="es_ES"/>
+        </w:rPr>
+      </w:r>
+    </w:p>
+    <w:p>
+      <w:pPr/>
+      <w:r>
+        <w:rPr>
+          <w:lang w:val="es_ES" w:bidi="es_ES"/>
+        </w:rPr>
+      </w:r>
+      <w:r>
+        <w:rPr>
+          <w:vertAlign w:val="superscript"/>
+          <w:lang w:val="es_ES" w:bidi="es_ES"/>
+        </w:rPr>
+        <w:t>1</w:t>
+      </w:r>
+      <w:r>
+        <w:rPr>
+          <w:lang w:val="es_ES" w:bidi="es_ES"/>
+        </w:rPr>
+        <w:t xml:space="preserve"> ¡Oh gálatas insensatos! ¿Quién los ha hechizado? Jesucristo fue claramente presentado ante ustedes como el que fue crucificado.</w:t>
+      </w:r>
+    </w:p>
+    <w:p>
+      <w:pPr/>
+      <w:r>
+        <w:rPr>
+          <w:lang w:val="es_ES" w:bidi="es_ES"/>
+        </w:rPr>
+      </w:r>
+      <w:r>
+        <w:rPr>
+          <w:vertAlign w:val="superscript"/>
+          <w:lang w:val="es_ES" w:bidi="es_ES"/>
+        </w:rPr>
+        <w:t>2</w:t>
+      </w:r>
+      <w:r>
+        <w:rPr>
+          <w:lang w:val="es_ES" w:bidi="es_ES"/>
+        </w:rPr>
+        <w:t xml:space="preserve"> Solo quiero que me respondan esto. ¿Recibieron el Espíritu Santo por las obras de la ley o por haber creído el mensaje?</w:t>
+      </w:r>
+    </w:p>
+    <w:p>
+      <w:pPr/>
+      <w:r>
+        <w:rPr>
+          <w:lang w:val="es_ES" w:bidi="es_ES"/>
+        </w:rPr>
+      </w:r>
+      <w:r>
+        <w:rPr>
+          <w:vertAlign w:val="superscript"/>
+          <w:lang w:val="es_ES" w:bidi="es_ES"/>
+        </w:rPr>
+        <w:t>3</w:t>
+      </w:r>
+      <w:r>
+        <w:rPr>
+          <w:lang w:val="es_ES" w:bidi="es_ES"/>
+        </w:rPr>
+        <w:t xml:space="preserve"> ¿Como pueden ser tan insensatos? Habiendo comenzado por el Espíritu, ¿ahora van a terminar confiando en sus propias fuerzas?</w:t>
+      </w:r>
+    </w:p>
+    <w:p>
+      <w:pPr/>
+      <w:r>
+        <w:rPr>
+          <w:lang w:val="es_ES" w:bidi="es_ES"/>
+        </w:rPr>
+      </w:r>
+      <w:r>
+        <w:rPr>
+          <w:vertAlign w:val="superscript"/>
+          <w:lang w:val="es_ES" w:bidi="es_ES"/>
+        </w:rPr>
+        <w:t>4</w:t>
+      </w:r>
+      <w:r>
+        <w:rPr>
+          <w:lang w:val="es_ES" w:bidi="es_ES"/>
+        </w:rPr>
+        <w:t xml:space="preserve"> ¿Todo lo que han sufrido fue en vano? ¡Ojalá no sea así!</w:t>
+      </w:r>
+    </w:p>
+    <w:p>
+      <w:pPr/>
+      <w:r>
+        <w:rPr>
+          <w:lang w:val="es_ES" w:bidi="es_ES"/>
+        </w:rPr>
+      </w:r>
+      <w:r>
+        <w:rPr>
+          <w:vertAlign w:val="superscript"/>
+          <w:lang w:val="es_ES" w:bidi="es_ES"/>
+        </w:rPr>
+        <w:t>5</w:t>
+      </w:r>
+      <w:r>
+        <w:rPr>
+          <w:lang w:val="es_ES" w:bidi="es_ES"/>
+        </w:rPr>
+        <w:t xml:space="preserve"> Cuando Dios les da el Espíritu Santo y hace milagros entre ustedes, ¿es porque cumplen la ley o porque creen el mensaje?</w:t>
+      </w:r>
+    </w:p>
+    <w:p>
+      <w:pPr/>
+      <w:r>
+        <w:rPr>
+          <w:lang w:val="es_ES" w:bidi="es_ES"/>
+        </w:rPr>
+      </w:r>
+      <w:r>
+        <w:rPr>
+          <w:vertAlign w:val="superscript"/>
+          <w:lang w:val="es_ES" w:bidi="es_ES"/>
+        </w:rPr>
+        <w:t>6</w:t>
+      </w:r>
+      <w:r>
+        <w:rPr>
+          <w:lang w:val="es_ES" w:bidi="es_ES"/>
+        </w:rPr>
+        <w:t xml:space="preserve"> Recuerden: “Abram creyó al Señor, y el Señor se lo contó como justicia”.</w:t>
+      </w:r>
+    </w:p>
+    <w:p>
+      <w:pPr/>
+      <w:r>
+        <w:rPr>
+          <w:lang w:val="es_ES" w:bidi="es_ES"/>
+        </w:rPr>
+      </w:r>
+      <w:r>
+        <w:rPr>
+          <w:vertAlign w:val="superscript"/>
+          <w:lang w:val="es_ES" w:bidi="es_ES"/>
+        </w:rPr>
+        <w:t>7</w:t>
+      </w:r>
+      <w:r>
+        <w:rPr>
+          <w:lang w:val="es_ES" w:bidi="es_ES"/>
+        </w:rPr>
+        <w:t xml:space="preserve"> Por lo tanto, sepan que los hijos de Abraham son los que viven por la fe.</w:t>
+      </w:r>
+    </w:p>
+    <w:p>
+      <w:pPr/>
+      <w:r>
+        <w:rPr>
+          <w:lang w:val="es_ES" w:bidi="es_ES"/>
+        </w:rPr>
+      </w:r>
+      <w:r>
+        <w:rPr>
+          <w:vertAlign w:val="superscript"/>
+          <w:lang w:val="es_ES" w:bidi="es_ES"/>
+        </w:rPr>
+        <w:t>8</w:t>
+      </w:r>
+      <w:r>
+        <w:rPr>
+          <w:lang w:val="es_ES" w:bidi="es_ES"/>
+        </w:rPr>
+        <w:t xml:space="preserve"> Las Escrituras previeron que Dios haría justas a personas de todas las naciones por medio de la fe. Por eso anunció de antemano las buenas noticias a Abraham: “Por medio de ti serán bendecidos todos los pueblos de la tierra”.</w:t>
+      </w:r>
+    </w:p>
+    <w:p>
+      <w:pPr/>
+      <w:r>
+        <w:rPr>
+          <w:lang w:val="es_ES" w:bidi="es_ES"/>
+        </w:rPr>
+      </w:r>
+      <w:r>
+        <w:rPr>
+          <w:vertAlign w:val="superscript"/>
+          <w:lang w:val="es_ES" w:bidi="es_ES"/>
+        </w:rPr>
         <w:t>9</w:t>
       </w:r>
       <w:r>
         <w:rPr>
           <w:lang w:val="es_ES" w:bidi="es_ES"/>
         </w:rPr>
-        <w:t xml:space="preserve"> Al contrario, reconocieron que Dios me había encomendado la predicación de las buenas noticias a los no judíos, así como le había encomendado a Pedro predicarlas a los judíos.Pues el mismo Dios que puso a Pedro como apóstol de los judíos me puso a mí como apóstol de los no judíos.Santiago, Pedro y Juan, reconocidos como columnas de la iglesia, comprendieron la gracia que se me había dado. Entonces nos dieron la mano a Bernabé y a mí en señal de compañerismo. Acordamos que nosotros iríamos a los no judíos y ellos a los judíos.</w:t>
+        <w:t xml:space="preserve"> Así que los que viven por la fe son bendecidos junto con Abraham, el hombre de fe.</w:t>
       </w:r>
     </w:p>
     <w:p>
@@ -881,7 +1338,7 @@
         <w:rPr>
           <w:lang w:val="es_ES" w:bidi="es_ES"/>
         </w:rPr>
-        <w:t xml:space="preserve"> Solo nos pidieron que nos acordáramos de los pobres, y eso es algo que he procurado hacer con todo empeño.</w:t>
+        <w:t xml:space="preserve"> Los que dependen de cumplir la ley están bajo maldición. Está escrito: “Maldito sea quien no obedezca todo lo establecido en esta ley”.</w:t>
       </w:r>
     </w:p>
     <w:p>
@@ -902,7 +1359,7 @@
         <w:rPr>
           <w:lang w:val="es_ES" w:bidi="es_ES"/>
         </w:rPr>
-        <w:t xml:space="preserve"> Pero cuando Pedro fue a Antioquía, me enfrenté a él cara a cara, porque claramente estaba actuando mal.</w:t>
+        <w:t xml:space="preserve"> Es evidente que nadie es hecho justo delante de Dios por la ley. Está escrito: “El justo vivirá por su fe”.</w:t>
       </w:r>
     </w:p>
     <w:p>
@@ -923,7 +1380,7 @@
         <w:rPr>
           <w:lang w:val="es_ES" w:bidi="es_ES"/>
         </w:rPr>
-        <w:t xml:space="preserve"> Cuando llegó, comía con los cristianos no judíos. Pero cuando llegaron algunos de parte de Santiago, se mantenía aparte de los no judíos y dejó de comer con ellos por temor a los que insistían en la circuncisión.</w:t>
+        <w:t xml:space="preserve"> La ley no se basa en la fe, sino que sobre los mandamientos. Está escrito: “Quien los obedezca vivirá por ellos”.</w:t>
       </w:r>
     </w:p>
     <w:p>
@@ -944,7 +1401,7 @@
         <w:rPr>
           <w:lang w:val="es_ES" w:bidi="es_ES"/>
         </w:rPr>
-        <w:t xml:space="preserve"> Los demás creyentes judíos también actuaron con hipocresía, y hasta Bernabé se dejó arrastrar por esa hipocresía.</w:t>
+        <w:t xml:space="preserve"> Cristo nos rescató de la maldición de la ley al hacerse maldición por nosotros. Está escrito: “Maldito todo el que es colgado en un madero”.</w:t>
       </w:r>
     </w:p>
     <w:p>
@@ -965,7 +1422,7 @@
         <w:rPr>
           <w:lang w:val="es_ES" w:bidi="es_ES"/>
         </w:rPr>
-        <w:t xml:space="preserve"> Cuando vi que no actuaban con rectitud conforme a la verdad del evangelio, le dije a Pedro delante de todos:—Tú eres judío, pero vives como no judío. ¿Cómo puedes ahora obligar a los no judíos a vivir como judíos?</w:t>
+        <w:t xml:space="preserve"> Esto sucedió para que la bendición de Abraham alcanzara a los no judíos por medio de Cristo Jesús, y para que por la fe recibiéramos la promesa del Espíritu.</w:t>
       </w:r>
     </w:p>
     <w:p>
@@ -986,7 +1443,7 @@
         <w:rPr>
           <w:lang w:val="es_ES" w:bidi="es_ES"/>
         </w:rPr>
-        <w:t xml:space="preserve"> Tú y yo somos judíos de nacimiento, no pecadores paganos.</w:t>
+        <w:t xml:space="preserve"> Hermanos, les voy a dar un ejemplo de la vida diaria. Cuando alguien firma un acuerdo legal, nadie puede anularlo ni añadirle nada.</w:t>
       </w:r>
     </w:p>
     <w:p>
@@ -1007,7 +1464,7 @@
         <w:rPr>
           <w:lang w:val="es_ES" w:bidi="es_ES"/>
         </w:rPr>
-        <w:t xml:space="preserve"> Sin embargo, sabemos que nadie es hecho justo por las obras de la ley, sino por la fe en Jesucristo. Por eso nosotros también hemos puesto nuestra fe en Cristo Jesús, para ser hechos justos por la fe en Cristo y no por las obras de la ley. Nadie será hecho justo por las obras de la ley.</w:t>
+        <w:t xml:space="preserve"> Pues bien, Dios le hizo promesas a Abraham y a su descendencia. No dice “y a sus descendientes”, como si fueran muchos. Dice “y a tu descendencia”, como si fuera uno solo, que es Cristo.</w:t>
       </w:r>
     </w:p>
     <w:p>
@@ -1028,7 +1485,7 @@
         <w:rPr>
           <w:lang w:val="es_ES" w:bidi="es_ES"/>
         </w:rPr>
-        <w:t xml:space="preserve"> Ahora bien, si al buscar ser hechos justos en Cristo resulta que nosotros mismos también somos pecadores, ¿significa eso que Cristo apoya el pecado? ¡De ninguna manera!</w:t>
+        <w:t xml:space="preserve"> Lo que quiero decir es esto. Dios hizo un pacto con Abraham, y ese pacto no puede ser anulado. Ni la promesa puede ser invalidada, por la ley que vino 430 años después.</w:t>
       </w:r>
     </w:p>
     <w:p>
@@ -1049,7 +1506,7 @@
         <w:rPr>
           <w:lang w:val="es_ES" w:bidi="es_ES"/>
         </w:rPr>
-        <w:t xml:space="preserve"> Si vuelvo a construir lo que antes destruí, me hago transgresor.</w:t>
+        <w:t xml:space="preserve"> Si la herencia dependiera de obedecer la ley, ya no dependería de la promesa. Pero Dios se la concedió a Abraham mediante una promesa.</w:t>
       </w:r>
     </w:p>
     <w:p>
@@ -1070,7 +1527,7 @@
         <w:rPr>
           <w:lang w:val="es_ES" w:bidi="es_ES"/>
         </w:rPr>
-        <w:t xml:space="preserve"> Yo, por medio de la ley, he muerto a la ley, para vivir para Dios.</w:t>
+        <w:t xml:space="preserve"> Entonces, ¿para qué sirve la ley? Fue añadida por causa de los pecados, hasta que viniera la descendencia a la cual se le había hecho la promesa. La ley fue promulgada por medio de ángeles y entregada por un mediador.</w:t>
       </w:r>
     </w:p>
     <w:p>
@@ -1091,7 +1548,611 @@
         <w:rPr>
           <w:lang w:val="es_ES" w:bidi="es_ES"/>
         </w:rPr>
-        <w:t xml:space="preserve"> He sido crucificado con Cristo. Ya no vivo yo, sino que Cristo vive en mí. La vida que ahora vivo en el cuerpo la vivo por la fe en el Hijo de Dios, quien me amó y se entregó por mí.</w:t>
+        <w:t xml:space="preserve"> Ahora bien, cuando se trata de una sola persona, no se necesita un mediador. Y Dios es uno solo.</w:t>
+      </w:r>
+    </w:p>
+    <w:p>
+      <w:pPr/>
+      <w:r>
+        <w:rPr>
+          <w:lang w:val="es_ES" w:bidi="es_ES"/>
+        </w:rPr>
+      </w:r>
+      <w:r>
+        <w:rPr>
+          <w:vertAlign w:val="superscript"/>
+          <w:lang w:val="es_ES" w:bidi="es_ES"/>
+        </w:rPr>
+        <w:t>21-22</w:t>
+      </w:r>
+      <w:r>
+        <w:rPr>
+          <w:lang w:val="es_ES" w:bidi="es_ES"/>
+        </w:rPr>
+        <w:t xml:space="preserve"> ¿Entonces la ley va en contra de las promesas de Dios? ¡De ninguna manera! Si se hubiera dado una ley capaz de dar vida, entonces la justicia vendría por la ley. Pero la Escritura dice que todo está bajo pecado, para que la promesa que es por la fe en Jesucristo se les conceda a los que creen.</w:t>
+      </w:r>
+    </w:p>
+    <w:p>
+      <w:pPr/>
+      <w:r>
+        <w:rPr>
+          <w:lang w:val="es_ES" w:bidi="es_ES"/>
+        </w:rPr>
+      </w:r>
+      <w:r>
+        <w:rPr>
+          <w:vertAlign w:val="superscript"/>
+          <w:lang w:val="es_ES" w:bidi="es_ES"/>
+        </w:rPr>
+        <w:t>23</w:t>
+      </w:r>
+      <w:r>
+        <w:rPr>
+          <w:lang w:val="es_ES" w:bidi="es_ES"/>
+        </w:rPr>
+        <w:t xml:space="preserve"> Antes de que llegara esta fe, estábamos bajo la custodia de la ley, encerrados hasta que la fe fuera revelada.</w:t>
+      </w:r>
+    </w:p>
+    <w:p>
+      <w:pPr/>
+      <w:r>
+        <w:rPr>
+          <w:lang w:val="es_ES" w:bidi="es_ES"/>
+        </w:rPr>
+      </w:r>
+      <w:r>
+        <w:rPr>
+          <w:vertAlign w:val="superscript"/>
+          <w:lang w:val="es_ES" w:bidi="es_ES"/>
+        </w:rPr>
+        <w:t>24</w:t>
+      </w:r>
+      <w:r>
+        <w:rPr>
+          <w:lang w:val="es_ES" w:bidi="es_ES"/>
+        </w:rPr>
+        <w:t xml:space="preserve"> Así que la ley fue nuestro guía para llevarnos a Cristo, para que fuéramos hechos justos por la fe.</w:t>
+      </w:r>
+    </w:p>
+    <w:p>
+      <w:pPr/>
+      <w:r>
+        <w:rPr>
+          <w:lang w:val="es_ES" w:bidi="es_ES"/>
+        </w:rPr>
+      </w:r>
+      <w:r>
+        <w:rPr>
+          <w:vertAlign w:val="superscript"/>
+          <w:lang w:val="es_ES" w:bidi="es_ES"/>
+        </w:rPr>
+        <w:t>25</w:t>
+      </w:r>
+      <w:r>
+        <w:rPr>
+          <w:lang w:val="es_ES" w:bidi="es_ES"/>
+        </w:rPr>
+        <w:t xml:space="preserve"> Pero ahora que ha venido la fe, ya no estamos bajo la tutela de ese guía.</w:t>
+      </w:r>
+    </w:p>
+    <w:p>
+      <w:pPr/>
+      <w:r>
+        <w:rPr>
+          <w:lang w:val="es_ES" w:bidi="es_ES"/>
+        </w:rPr>
+      </w:r>
+      <w:r>
+        <w:rPr>
+          <w:vertAlign w:val="superscript"/>
+          <w:lang w:val="es_ES" w:bidi="es_ES"/>
+        </w:rPr>
+        <w:t>26</w:t>
+      </w:r>
+      <w:r>
+        <w:rPr>
+          <w:lang w:val="es_ES" w:bidi="es_ES"/>
+        </w:rPr>
+        <w:t xml:space="preserve"> Ahora todos ustedes son hijos de Dios por medio de la fe en Cristo Jesús.</w:t>
+      </w:r>
+    </w:p>
+    <w:p>
+      <w:pPr/>
+      <w:r>
+        <w:rPr>
+          <w:lang w:val="es_ES" w:bidi="es_ES"/>
+        </w:rPr>
+      </w:r>
+      <w:r>
+        <w:rPr>
+          <w:vertAlign w:val="superscript"/>
+          <w:lang w:val="es_ES" w:bidi="es_ES"/>
+        </w:rPr>
+        <w:t>27</w:t>
+      </w:r>
+      <w:r>
+        <w:rPr>
+          <w:lang w:val="es_ES" w:bidi="es_ES"/>
+        </w:rPr>
+        <w:t xml:space="preserve"> Todos los que han sido bautizados en Cristo se han revestido de Cristo.</w:t>
+      </w:r>
+    </w:p>
+    <w:p>
+      <w:pPr/>
+      <w:r>
+        <w:rPr>
+          <w:lang w:val="es_ES" w:bidi="es_ES"/>
+        </w:rPr>
+      </w:r>
+      <w:r>
+        <w:rPr>
+          <w:vertAlign w:val="superscript"/>
+          <w:lang w:val="es_ES" w:bidi="es_ES"/>
+        </w:rPr>
+        <w:t>28</w:t>
+      </w:r>
+      <w:r>
+        <w:rPr>
+          <w:lang w:val="es_ES" w:bidi="es_ES"/>
+        </w:rPr>
+        <w:t xml:space="preserve"> Ya no hay judíos ni griegos, esclavos ni libres, hombres ni mujeres. Todos ustedes son uno en Cristo Jesús.</w:t>
+      </w:r>
+    </w:p>
+    <w:p>
+      <w:pPr/>
+      <w:r>
+        <w:rPr>
+          <w:lang w:val="es_ES" w:bidi="es_ES"/>
+        </w:rPr>
+      </w:r>
+      <w:r>
+        <w:rPr>
+          <w:vertAlign w:val="superscript"/>
+          <w:lang w:val="es_ES" w:bidi="es_ES"/>
+        </w:rPr>
+        <w:t>29</w:t>
+      </w:r>
+      <w:r>
+        <w:rPr>
+          <w:lang w:val="es_ES" w:bidi="es_ES"/>
+        </w:rPr>
+        <w:t xml:space="preserve"> Y ustedes son de Cristo, son descendencia de Abraham y herederos según la promesa.</w:t>
+      </w:r>
+    </w:p>
+    <w:p>
+      <w:pPr>
+        <w:pStyle w:val="Heading2"/>
+      </w:pPr>
+      <w:r>
+        <w:rPr>
+          <w:lang w:val="es_ES" w:bidi="es_ES"/>
+        </w:rPr>
+        <w:t>Gálatas 4:1</w:t>
+      </w:r>
+      <w:r>
+        <w:rPr>
+          <w:lang w:val="es_ES" w:bidi="es_ES"/>
+        </w:rPr>
+      </w:r>
+    </w:p>
+    <w:p>
+      <w:pPr/>
+      <w:r>
+        <w:rPr>
+          <w:lang w:val="es_ES" w:bidi="es_ES"/>
+        </w:rPr>
+      </w:r>
+      <w:r>
+        <w:rPr>
+          <w:vertAlign w:val="superscript"/>
+          <w:lang w:val="es_ES" w:bidi="es_ES"/>
+        </w:rPr>
+        <w:t>1</w:t>
+      </w:r>
+      <w:r>
+        <w:rPr>
+          <w:lang w:val="es_ES" w:bidi="es_ES"/>
+        </w:rPr>
+        <w:t xml:space="preserve"> Se lo explico de otra manera. Mientras el heredero es menor de edad, no es diferente de un esclavo, aunque sea dueño de todo.</w:t>
+      </w:r>
+    </w:p>
+    <w:p>
+      <w:pPr/>
+      <w:r>
+        <w:rPr>
+          <w:lang w:val="es_ES" w:bidi="es_ES"/>
+        </w:rPr>
+      </w:r>
+      <w:r>
+        <w:rPr>
+          <w:vertAlign w:val="superscript"/>
+          <w:lang w:val="es_ES" w:bidi="es_ES"/>
+        </w:rPr>
+        <w:t>2</w:t>
+      </w:r>
+      <w:r>
+        <w:rPr>
+          <w:lang w:val="es_ES" w:bidi="es_ES"/>
+        </w:rPr>
+        <w:t xml:space="preserve"> Está bajo el cuidado de tutores y administradores hasta el tiempo señalado por su padre.</w:t>
+      </w:r>
+    </w:p>
+    <w:p>
+      <w:pPr/>
+      <w:r>
+        <w:rPr>
+          <w:lang w:val="es_ES" w:bidi="es_ES"/>
+        </w:rPr>
+      </w:r>
+      <w:r>
+        <w:rPr>
+          <w:vertAlign w:val="superscript"/>
+          <w:lang w:val="es_ES" w:bidi="es_ES"/>
+        </w:rPr>
+        <w:t>3</w:t>
+      </w:r>
+      <w:r>
+        <w:rPr>
+          <w:lang w:val="es_ES" w:bidi="es_ES"/>
+        </w:rPr>
+        <w:t xml:space="preserve"> Así también nosotros, cuando éramos menores de edad, estábamos esclavizados bajo las normas de este mundo.</w:t>
+      </w:r>
+    </w:p>
+    <w:p>
+      <w:pPr/>
+      <w:r>
+        <w:rPr>
+          <w:lang w:val="es_ES" w:bidi="es_ES"/>
+        </w:rPr>
+      </w:r>
+      <w:r>
+        <w:rPr>
+          <w:vertAlign w:val="superscript"/>
+          <w:lang w:val="es_ES" w:bidi="es_ES"/>
+        </w:rPr>
+        <w:t>4</w:t>
+      </w:r>
+      <w:r>
+        <w:rPr>
+          <w:lang w:val="es_ES" w:bidi="es_ES"/>
+        </w:rPr>
+        <w:t xml:space="preserve"> Pero cuando llegó el momento oportuno, Dios envió a su Hijo, nacido de una mujer y sujeto a la ley.</w:t>
+      </w:r>
+    </w:p>
+    <w:p>
+      <w:pPr/>
+      <w:r>
+        <w:rPr>
+          <w:lang w:val="es_ES" w:bidi="es_ES"/>
+        </w:rPr>
+      </w:r>
+      <w:r>
+        <w:rPr>
+          <w:vertAlign w:val="superscript"/>
+          <w:lang w:val="es_ES" w:bidi="es_ES"/>
+        </w:rPr>
+        <w:t>5</w:t>
+      </w:r>
+      <w:r>
+        <w:rPr>
+          <w:lang w:val="es_ES" w:bidi="es_ES"/>
+        </w:rPr>
+        <w:t xml:space="preserve"> Lo envió para rescatar a los que estaban bajo la ley, a fin de que fuéramos adoptados como hijos.</w:t>
+      </w:r>
+    </w:p>
+    <w:p>
+      <w:pPr/>
+      <w:r>
+        <w:rPr>
+          <w:lang w:val="es_ES" w:bidi="es_ES"/>
+        </w:rPr>
+      </w:r>
+      <w:r>
+        <w:rPr>
+          <w:vertAlign w:val="superscript"/>
+          <w:lang w:val="es_ES" w:bidi="es_ES"/>
+        </w:rPr>
+        <w:t>6</w:t>
+      </w:r>
+      <w:r>
+        <w:rPr>
+          <w:lang w:val="es_ES" w:bidi="es_ES"/>
+        </w:rPr>
+        <w:t xml:space="preserve"> Ustedes son hijos. Dios envió a nuestros corazones al Espíritu de su Hijo, que clama: «¡Abba, Padre!”.</w:t>
+      </w:r>
+    </w:p>
+    <w:p>
+      <w:pPr/>
+      <w:r>
+        <w:rPr>
+          <w:lang w:val="es_ES" w:bidi="es_ES"/>
+        </w:rPr>
+      </w:r>
+      <w:r>
+        <w:rPr>
+          <w:vertAlign w:val="superscript"/>
+          <w:lang w:val="es_ES" w:bidi="es_ES"/>
+        </w:rPr>
+        <w:t>7</w:t>
+      </w:r>
+      <w:r>
+        <w:rPr>
+          <w:lang w:val="es_ES" w:bidi="es_ES"/>
+        </w:rPr>
+        <w:t xml:space="preserve"> Así que ya no eres esclavo, sino hijo; y si eres hijo, Dios te ha hecho también heredero.</w:t>
+      </w:r>
+    </w:p>
+    <w:p>
+      <w:pPr/>
+      <w:r>
+        <w:rPr>
+          <w:lang w:val="es_ES" w:bidi="es_ES"/>
+        </w:rPr>
+      </w:r>
+      <w:r>
+        <w:rPr>
+          <w:vertAlign w:val="superscript"/>
+          <w:lang w:val="es_ES" w:bidi="es_ES"/>
+        </w:rPr>
+        <w:t>8</w:t>
+      </w:r>
+      <w:r>
+        <w:rPr>
+          <w:lang w:val="es_ES" w:bidi="es_ES"/>
+        </w:rPr>
+        <w:t xml:space="preserve"> Antes, cuando no conocían a Dios, ustedes eran esclavos de dioses que en realidad no son dioses.</w:t>
+      </w:r>
+    </w:p>
+    <w:p>
+      <w:pPr/>
+      <w:r>
+        <w:rPr>
+          <w:lang w:val="es_ES" w:bidi="es_ES"/>
+        </w:rPr>
+      </w:r>
+      <w:r>
+        <w:rPr>
+          <w:vertAlign w:val="superscript"/>
+          <w:lang w:val="es_ES" w:bidi="es_ES"/>
+        </w:rPr>
+        <w:t>9</w:t>
+      </w:r>
+      <w:r>
+        <w:rPr>
+          <w:lang w:val="es_ES" w:bidi="es_ES"/>
+        </w:rPr>
+        <w:t xml:space="preserve"> Pero ahora que conocen a Dios, o más bien, ahora que Dios los conoce a ustedes, ¿cómo es posible que regresen a esas normas sin poder y sin valor? ¿Quieren volver a ser esclavos de ellas?</w:t>
+      </w:r>
+    </w:p>
+    <w:p>
+      <w:pPr/>
+      <w:r>
+        <w:rPr>
+          <w:lang w:val="es_ES" w:bidi="es_ES"/>
+        </w:rPr>
+      </w:r>
+      <w:r>
+        <w:rPr>
+          <w:vertAlign w:val="superscript"/>
+          <w:lang w:val="es_ES" w:bidi="es_ES"/>
+        </w:rPr>
+        <w:t>10</w:t>
+      </w:r>
+      <w:r>
+        <w:rPr>
+          <w:lang w:val="es_ES" w:bidi="es_ES"/>
+        </w:rPr>
+        <w:t xml:space="preserve"> ¿Por qué siguen guardando los días, los meses, las estaciones y los años?</w:t>
+      </w:r>
+    </w:p>
+    <w:p>
+      <w:pPr/>
+      <w:r>
+        <w:rPr>
+          <w:lang w:val="es_ES" w:bidi="es_ES"/>
+        </w:rPr>
+      </w:r>
+      <w:r>
+        <w:rPr>
+          <w:vertAlign w:val="superscript"/>
+          <w:lang w:val="es_ES" w:bidi="es_ES"/>
+        </w:rPr>
+        <w:t>11</w:t>
+      </w:r>
+      <w:r>
+        <w:rPr>
+          <w:lang w:val="es_ES" w:bidi="es_ES"/>
+        </w:rPr>
+        <w:t xml:space="preserve"> Temo por ustedes. Me preocupa que mi trabajo entre ustedes haya sido en vano.</w:t>
+      </w:r>
+    </w:p>
+    <w:p>
+      <w:pPr/>
+      <w:r>
+        <w:rPr>
+          <w:lang w:val="es_ES" w:bidi="es_ES"/>
+        </w:rPr>
+      </w:r>
+      <w:r>
+        <w:rPr>
+          <w:vertAlign w:val="superscript"/>
+          <w:lang w:val="es_ES" w:bidi="es_ES"/>
+        </w:rPr>
+        <w:t>12</w:t>
+      </w:r>
+      <w:r>
+        <w:rPr>
+          <w:lang w:val="es_ES" w:bidi="es_ES"/>
+        </w:rPr>
+        <w:t xml:space="preserve"> Hermanos, les ruego que se identifiquen conmigo, porque yo me identifiqué con ustedes. No estoy diciendo que me hayan hecho algún mal.</w:t>
+      </w:r>
+    </w:p>
+    <w:p>
+      <w:pPr/>
+      <w:r>
+        <w:rPr>
+          <w:lang w:val="es_ES" w:bidi="es_ES"/>
+        </w:rPr>
+      </w:r>
+      <w:r>
+        <w:rPr>
+          <w:vertAlign w:val="superscript"/>
+          <w:lang w:val="es_ES" w:bidi="es_ES"/>
+        </w:rPr>
+        <w:t>13</w:t>
+      </w:r>
+      <w:r>
+        <w:rPr>
+          <w:lang w:val="es_ES" w:bidi="es_ES"/>
+        </w:rPr>
+        <w:t xml:space="preserve"> Ustedes saben bien cómo me recibieron la primera vez que les prediqué las buenas noticias, estando yo enfermo.</w:t>
+      </w:r>
+    </w:p>
+    <w:p>
+      <w:pPr/>
+      <w:r>
+        <w:rPr>
+          <w:lang w:val="es_ES" w:bidi="es_ES"/>
+        </w:rPr>
+      </w:r>
+      <w:r>
+        <w:rPr>
+          <w:vertAlign w:val="superscript"/>
+          <w:lang w:val="es_ES" w:bidi="es_ES"/>
+        </w:rPr>
+        <w:t>14</w:t>
+      </w:r>
+      <w:r>
+        <w:rPr>
+          <w:lang w:val="es_ES" w:bidi="es_ES"/>
+        </w:rPr>
+        <w:t xml:space="preserve"> Mi enfermedad fue una prueba para ustedes, pero no me despreciaron ni me rechazaron. Al contrario, me recibieron como si fuera un ángel de Dios, como si fuera Cristo Jesús mismo.</w:t>
+      </w:r>
+    </w:p>
+    <w:p>
+      <w:pPr/>
+      <w:r>
+        <w:rPr>
+          <w:lang w:val="es_ES" w:bidi="es_ES"/>
+        </w:rPr>
+      </w:r>
+      <w:r>
+        <w:rPr>
+          <w:vertAlign w:val="superscript"/>
+          <w:lang w:val="es_ES" w:bidi="es_ES"/>
+        </w:rPr>
+        <w:t>15</w:t>
+      </w:r>
+      <w:r>
+        <w:rPr>
+          <w:lang w:val="es_ES" w:bidi="es_ES"/>
+        </w:rPr>
+        <w:t xml:space="preserve"> ¿Qué pasó con aquella alegría que experimentaban? Puedo dar fe de que, si hubiera sido posible, se habrían sacado los ojos para dármelos.</w:t>
+      </w:r>
+    </w:p>
+    <w:p>
+      <w:pPr/>
+      <w:r>
+        <w:rPr>
+          <w:lang w:val="es_ES" w:bidi="es_ES"/>
+        </w:rPr>
+      </w:r>
+      <w:r>
+        <w:rPr>
+          <w:vertAlign w:val="superscript"/>
+          <w:lang w:val="es_ES" w:bidi="es_ES"/>
+        </w:rPr>
+        <w:t>16</w:t>
+      </w:r>
+      <w:r>
+        <w:rPr>
+          <w:lang w:val="es_ES" w:bidi="es_ES"/>
+        </w:rPr>
+        <w:t xml:space="preserve"> ¿Me he vuelto su enemigo por decirles la verdad?</w:t>
+      </w:r>
+    </w:p>
+    <w:p>
+      <w:pPr/>
+      <w:r>
+        <w:rPr>
+          <w:lang w:val="es_ES" w:bidi="es_ES"/>
+        </w:rPr>
+      </w:r>
+      <w:r>
+        <w:rPr>
+          <w:vertAlign w:val="superscript"/>
+          <w:lang w:val="es_ES" w:bidi="es_ES"/>
+        </w:rPr>
+        <w:t>17</w:t>
+      </w:r>
+      <w:r>
+        <w:rPr>
+          <w:lang w:val="es_ES" w:bidi="es_ES"/>
+        </w:rPr>
+        <w:t xml:space="preserve"> Esos que muestran tanto interés por ustedes no tienen buenas intenciones. Lo que quieren es apartarlos de mí para que ustedes se entreguen a ellos.</w:t>
+      </w:r>
+    </w:p>
+    <w:p>
+      <w:pPr/>
+      <w:r>
+        <w:rPr>
+          <w:lang w:val="es_ES" w:bidi="es_ES"/>
+        </w:rPr>
+      </w:r>
+      <w:r>
+        <w:rPr>
+          <w:vertAlign w:val="superscript"/>
+          <w:lang w:val="es_ES" w:bidi="es_ES"/>
+        </w:rPr>
+        <w:t>18</w:t>
+      </w:r>
+      <w:r>
+        <w:rPr>
+          <w:lang w:val="es_ES" w:bidi="es_ES"/>
+        </w:rPr>
+        <w:t xml:space="preserve"> Está bien mostrar interés por los demás, siempre que sea con buenas intenciones. Y que sea no solo cuando estoy con ustedes, sino siempre.</w:t>
+      </w:r>
+    </w:p>
+    <w:p>
+      <w:pPr/>
+      <w:r>
+        <w:rPr>
+          <w:lang w:val="es_ES" w:bidi="es_ES"/>
+        </w:rPr>
+      </w:r>
+      <w:r>
+        <w:rPr>
+          <w:vertAlign w:val="superscript"/>
+          <w:lang w:val="es_ES" w:bidi="es_ES"/>
+        </w:rPr>
+        <w:t>19</w:t>
+      </w:r>
+      <w:r>
+        <w:rPr>
+          <w:lang w:val="es_ES" w:bidi="es_ES"/>
+        </w:rPr>
+        <w:t xml:space="preserve"> Hijitos míos, sufro de nuevo dolores de parto hasta que Cristo se forme en ustedes.</w:t>
+      </w:r>
+    </w:p>
+    <w:p>
+      <w:pPr/>
+      <w:r>
+        <w:rPr>
+          <w:lang w:val="es_ES" w:bidi="es_ES"/>
+        </w:rPr>
+      </w:r>
+      <w:r>
+        <w:rPr>
+          <w:vertAlign w:val="superscript"/>
+          <w:lang w:val="es_ES" w:bidi="es_ES"/>
+        </w:rPr>
+        <w:t>20</w:t>
+      </w:r>
+      <w:r>
+        <w:rPr>
+          <w:lang w:val="es_ES" w:bidi="es_ES"/>
+        </w:rPr>
+        <w:t xml:space="preserve"> Cómo quisiera estar allá con ustedes ahora mismo y no tener que hablarles de esta manera. Les confieso que me tienen perplejo.</w:t>
       </w:r>
     </w:p>
     <w:p>
@@ -1112,7 +2173,217 @@
         <w:rPr>
           <w:lang w:val="es_ES" w:bidi="es_ES"/>
         </w:rPr>
-        <w:t xml:space="preserve"> No desecho la gracia de Dios. Si la justicia se obtuviera por medio de la ley, entonces Cristo habría muerto en vano.</w:t>
+        <w:t xml:space="preserve"> Díganme, ustedes que quieren estar bajo la ley, ¿no entienden lo que la ley dice?</w:t>
+      </w:r>
+    </w:p>
+    <w:p>
+      <w:pPr/>
+      <w:r>
+        <w:rPr>
+          <w:lang w:val="es_ES" w:bidi="es_ES"/>
+        </w:rPr>
+      </w:r>
+      <w:r>
+        <w:rPr>
+          <w:vertAlign w:val="superscript"/>
+          <w:lang w:val="es_ES" w:bidi="es_ES"/>
+        </w:rPr>
+        <w:t>22</w:t>
+      </w:r>
+      <w:r>
+        <w:rPr>
+          <w:lang w:val="es_ES" w:bidi="es_ES"/>
+        </w:rPr>
+        <w:t xml:space="preserve"> Está escrito que Abraham tuvo 2 hijos: uno con una esclava y otro con una mujer libre.</w:t>
+      </w:r>
+    </w:p>
+    <w:p>
+      <w:pPr/>
+      <w:r>
+        <w:rPr>
+          <w:lang w:val="es_ES" w:bidi="es_ES"/>
+        </w:rPr>
+      </w:r>
+      <w:r>
+        <w:rPr>
+          <w:vertAlign w:val="superscript"/>
+          <w:lang w:val="es_ES" w:bidi="es_ES"/>
+        </w:rPr>
+        <w:t>23</w:t>
+      </w:r>
+      <w:r>
+        <w:rPr>
+          <w:lang w:val="es_ES" w:bidi="es_ES"/>
+        </w:rPr>
+        <w:t xml:space="preserve"> El hijo de la esclava nació de manera natural; pero el hijo de la libre nació porque Dios le había hecho una promesa a Abraham.</w:t>
+      </w:r>
+    </w:p>
+    <w:p>
+      <w:pPr/>
+      <w:r>
+        <w:rPr>
+          <w:lang w:val="es_ES" w:bidi="es_ES"/>
+        </w:rPr>
+      </w:r>
+      <w:r>
+        <w:rPr>
+          <w:vertAlign w:val="superscript"/>
+          <w:lang w:val="es_ES" w:bidi="es_ES"/>
+        </w:rPr>
+        <w:t>24</w:t>
+      </w:r>
+      <w:r>
+        <w:rPr>
+          <w:lang w:val="es_ES" w:bidi="es_ES"/>
+        </w:rPr>
+        <w:t xml:space="preserve"> Esto tiene también un valor simbólico. Las 2 mujeres representan 2 pactos. Uno, que es Agar, representa el pacto del monte Sinaí. Ella dio a luz hijos para esclavitud.</w:t>
+      </w:r>
+    </w:p>
+    <w:p>
+      <w:pPr/>
+      <w:r>
+        <w:rPr>
+          <w:lang w:val="es_ES" w:bidi="es_ES"/>
+        </w:rPr>
+      </w:r>
+      <w:r>
+        <w:rPr>
+          <w:vertAlign w:val="superscript"/>
+          <w:lang w:val="es_ES" w:bidi="es_ES"/>
+        </w:rPr>
+        <w:t>25</w:t>
+      </w:r>
+      <w:r>
+        <w:rPr>
+          <w:lang w:val="es_ES" w:bidi="es_ES"/>
+        </w:rPr>
+        <w:t xml:space="preserve"> Agar representa el monte Sinaí en Arabia. Corresponde a la Jerusalén actual, la cual vive en esclavitud, junto con sus hijos.</w:t>
+      </w:r>
+    </w:p>
+    <w:p>
+      <w:pPr/>
+      <w:r>
+        <w:rPr>
+          <w:lang w:val="es_ES" w:bidi="es_ES"/>
+        </w:rPr>
+      </w:r>
+      <w:r>
+        <w:rPr>
+          <w:vertAlign w:val="superscript"/>
+          <w:lang w:val="es_ES" w:bidi="es_ES"/>
+        </w:rPr>
+        <w:t>26</w:t>
+      </w:r>
+      <w:r>
+        <w:rPr>
+          <w:lang w:val="es_ES" w:bidi="es_ES"/>
+        </w:rPr>
+        <w:t xml:space="preserve"> Pero nuestra madre es la Jerusalén celestial, y ella es libre. Sara la representa.</w:t>
+      </w:r>
+    </w:p>
+    <w:p>
+      <w:pPr/>
+      <w:r>
+        <w:rPr>
+          <w:lang w:val="es_ES" w:bidi="es_ES"/>
+        </w:rPr>
+      </w:r>
+      <w:r>
+        <w:rPr>
+          <w:vertAlign w:val="superscript"/>
+          <w:lang w:val="es_ES" w:bidi="es_ES"/>
+        </w:rPr>
+        <w:t>27</w:t>
+      </w:r>
+      <w:r>
+        <w:rPr>
+          <w:lang w:val="es_ES" w:bidi="es_ES"/>
+        </w:rPr>
+        <w:t xml:space="preserve"> Está escrito: «¡Canta, mujer estéril que nunca dio a luz! ¡Prorrumpe en cantos de alegría, Jerusalén, porque la abandonada tendrá más hijos que la que tiene esposo!”.</w:t>
+      </w:r>
+    </w:p>
+    <w:p>
+      <w:pPr/>
+      <w:r>
+        <w:rPr>
+          <w:lang w:val="es_ES" w:bidi="es_ES"/>
+        </w:rPr>
+      </w:r>
+      <w:r>
+        <w:rPr>
+          <w:vertAlign w:val="superscript"/>
+          <w:lang w:val="es_ES" w:bidi="es_ES"/>
+        </w:rPr>
+        <w:t>28</w:t>
+      </w:r>
+      <w:r>
+        <w:rPr>
+          <w:lang w:val="es_ES" w:bidi="es_ES"/>
+        </w:rPr>
+        <w:t xml:space="preserve"> Ustedes, hermanos, como Isaac, son hijos de la promesa.</w:t>
+      </w:r>
+    </w:p>
+    <w:p>
+      <w:pPr/>
+      <w:r>
+        <w:rPr>
+          <w:lang w:val="es_ES" w:bidi="es_ES"/>
+        </w:rPr>
+      </w:r>
+      <w:r>
+        <w:rPr>
+          <w:vertAlign w:val="superscript"/>
+          <w:lang w:val="es_ES" w:bidi="es_ES"/>
+        </w:rPr>
+        <w:t>29</w:t>
+      </w:r>
+      <w:r>
+        <w:rPr>
+          <w:lang w:val="es_ES" w:bidi="es_ES"/>
+        </w:rPr>
+        <w:t xml:space="preserve"> En aquel tiempo, el hijo nacido de manera natural persiguió al hijo nacido por el Espíritu. Lo mismo sucede ahora.</w:t>
+      </w:r>
+    </w:p>
+    <w:p>
+      <w:pPr/>
+      <w:r>
+        <w:rPr>
+          <w:lang w:val="es_ES" w:bidi="es_ES"/>
+        </w:rPr>
+      </w:r>
+      <w:r>
+        <w:rPr>
+          <w:vertAlign w:val="superscript"/>
+          <w:lang w:val="es_ES" w:bidi="es_ES"/>
+        </w:rPr>
+        <w:t>30</w:t>
+      </w:r>
+      <w:r>
+        <w:rPr>
+          <w:lang w:val="es_ES" w:bidi="es_ES"/>
+        </w:rPr>
+        <w:t xml:space="preserve"> Pero ¿qué dicen las Escrituras? “Echa a esta sierva y a su hijo, porque el hijo de la esclava no heredará junto con el hijo de la libre”.</w:t>
+      </w:r>
+    </w:p>
+    <w:p>
+      <w:pPr/>
+      <w:r>
+        <w:rPr>
+          <w:lang w:val="es_ES" w:bidi="es_ES"/>
+        </w:rPr>
+      </w:r>
+      <w:r>
+        <w:rPr>
+          <w:vertAlign w:val="superscript"/>
+          <w:lang w:val="es_ES" w:bidi="es_ES"/>
+        </w:rPr>
+        <w:t>31</w:t>
+      </w:r>
+      <w:r>
+        <w:rPr>
+          <w:lang w:val="es_ES" w:bidi="es_ES"/>
+        </w:rPr>
+        <w:t xml:space="preserve"> Así que, hermanos, no somos hijos de la esclava, sino de la libre.</w:t>
       </w:r>
     </w:p>
     <w:p>
@@ -1123,7 +2394,7 @@
         <w:rPr>
           <w:lang w:val="es_ES" w:bidi="es_ES"/>
         </w:rPr>
-        <w:t>Gálatas 3:1</w:t>
+        <w:t>Gálatas 5:1</w:t>
       </w:r>
       <w:r>
         <w:rPr>
@@ -1149,7 +2420,7 @@
         <w:rPr>
           <w:lang w:val="es_ES" w:bidi="es_ES"/>
         </w:rPr>
-        <w:t xml:space="preserve"> ¡Oh gálatas insensatos! ¿Quién los ha hechizado? Jesucristo fue claramente presentado ante ustedes como el que fue crucificado.</w:t>
+        <w:t xml:space="preserve"> Cristo nos libertó para que vivamos en libertad. Así pues, manténganse firmes y no se dejen someter de nuevo al yugo de esclavitud.</w:t>
       </w:r>
     </w:p>
     <w:p>
@@ -1170,7 +2441,7 @@
         <w:rPr>
           <w:lang w:val="es_ES" w:bidi="es_ES"/>
         </w:rPr>
-        <w:t xml:space="preserve"> Solo quiero que me respondan esto: ¿Recibieron el Espíritu Santo por las obras de la ley o por haber creído el mensaje?</w:t>
+        <w:t xml:space="preserve"> Escuchen bien. Yo, Pablo, les digo que, si se circuncidan, Cristo no les servirá de nada.</w:t>
       </w:r>
     </w:p>
     <w:p>
@@ -1191,7 +2462,7 @@
         <w:rPr>
           <w:lang w:val="es_ES" w:bidi="es_ES"/>
         </w:rPr>
-        <w:t xml:space="preserve"> ¿Como pueden ser tan insensatos? Habiendo comenzado por el Espíritu, ¿ahora van a terminar confiando en sus propias fuerzas?</w:t>
+        <w:t xml:space="preserve"> Insisto: todo el que se circuncida está obligado a obedecer toda la ley.</w:t>
       </w:r>
     </w:p>
     <w:p>
@@ -1212,7 +2483,7 @@
         <w:rPr>
           <w:lang w:val="es_ES" w:bidi="es_ES"/>
         </w:rPr>
-        <w:t xml:space="preserve"> ¿Todo lo que han sufrido fue en vano? ¡Ojalá no sea así!</w:t>
+        <w:t xml:space="preserve"> Los que tratan de ser hechos justos por la ley se han separado de Cristo. Han caído de la gracia.</w:t>
       </w:r>
     </w:p>
     <w:p>
@@ -1233,7 +2504,7 @@
         <w:rPr>
           <w:lang w:val="es_ES" w:bidi="es_ES"/>
         </w:rPr>
-        <w:t xml:space="preserve"> Cuando Dios les da el Espíritu Santo y hace milagros entre ustedes, ¿es porque cumplen la ley o porque creen el mensaje?</w:t>
+        <w:t xml:space="preserve"> Pero nosotros, por medio del Espíritu y por la fe, esperamos con anhelo la justicia.</w:t>
       </w:r>
     </w:p>
     <w:p>
@@ -1254,7 +2525,7 @@
         <w:rPr>
           <w:lang w:val="es_ES" w:bidi="es_ES"/>
         </w:rPr>
-        <w:t xml:space="preserve"> Recuerden: «Abram creyó al Señor, y el Señor se lo contó como justicia».</w:t>
+        <w:t xml:space="preserve"> En Cristo Jesús no importa estar circuncidado o no. Lo que importa es la fe que actúa mediante el amor.</w:t>
       </w:r>
     </w:p>
     <w:p>
@@ -1275,7 +2546,7 @@
         <w:rPr>
           <w:lang w:val="es_ES" w:bidi="es_ES"/>
         </w:rPr>
-        <w:t xml:space="preserve"> Por lo tanto, sepan que los hijos de Abraham son los que viven por la fe.</w:t>
+        <w:t xml:space="preserve"> Ustedes iban bien. ¿Quién los estorbó para que dejaran de obedecer la verdad?</w:t>
       </w:r>
     </w:p>
     <w:p>
@@ -1296,7 +2567,7 @@
         <w:rPr>
           <w:lang w:val="es_ES" w:bidi="es_ES"/>
         </w:rPr>
-        <w:t xml:space="preserve"> Las Escrituras previeron que Dios haría justas a personas de todas las naciones por medio de la fe. Por eso anunció de antemano las buenas noticias a Abraham: «Por medio de ti serán bendecidos todos los pueblos de la tierra».</w:t>
+        <w:t xml:space="preserve"> Esa persuasión no viene de quien los llamó.</w:t>
       </w:r>
     </w:p>
     <w:p>
@@ -1317,7 +2588,7 @@
         <w:rPr>
           <w:lang w:val="es_ES" w:bidi="es_ES"/>
         </w:rPr>
-        <w:t xml:space="preserve"> Así que los que viven por la fe son bendecidos junto con Abraham, el hombre de fe.</w:t>
+        <w:t xml:space="preserve"> Un poco de levadura fermenta toda la masa.</w:t>
       </w:r>
     </w:p>
     <w:p>
@@ -1338,7 +2609,7 @@
         <w:rPr>
           <w:lang w:val="es_ES" w:bidi="es_ES"/>
         </w:rPr>
-        <w:t xml:space="preserve"> Los que dependen de cumplir la ley están bajo maldición, porque está escrito: «Maldito sea quien no obedezca todo lo establecido en esta ley».</w:t>
+        <w:t xml:space="preserve"> Yo confío en el Señor en que ustedes no pensarán de otra manera. Pero el que los está estorbando cargará con su castigo, sea quien sea.</w:t>
       </w:r>
     </w:p>
     <w:p>
@@ -1359,7 +2630,7 @@
         <w:rPr>
           <w:lang w:val="es_ES" w:bidi="es_ES"/>
         </w:rPr>
-        <w:t xml:space="preserve"> Es evidente que nadie es hecho justo delante de Dios por la ley, porque está escrito: «El justo vivirá por su fe».</w:t>
+        <w:t xml:space="preserve"> Hermanos, algunos dicen que yo todavía predico la circuncisión. Si fuera así, ¿por qué me siguen persiguiendo? Si predicara eso, la cruz ya no sería motivo de ofensa.</w:t>
       </w:r>
     </w:p>
     <w:p>
@@ -1380,7 +2651,7 @@
         <w:rPr>
           <w:lang w:val="es_ES" w:bidi="es_ES"/>
         </w:rPr>
-        <w:t xml:space="preserve"> La ley no se basa en la fe, sino que, sobre los mandamientos, dice: «Quien los obedezca vivirá por ellos».</w:t>
+        <w:t xml:space="preserve"> ¡Ojalá esos perturbadores se mutilaran de una vez!</w:t>
       </w:r>
     </w:p>
     <w:p>
@@ -1401,7 +2672,7 @@
         <w:rPr>
           <w:lang w:val="es_ES" w:bidi="es_ES"/>
         </w:rPr>
-        <w:t xml:space="preserve"> Cristo nos rescató de la maldición de la ley al hacerse maldición por nosotros, porque está escrito: «Maldito todo el que es colgado en un madero».</w:t>
+        <w:t xml:space="preserve"> Hermanos, ustedes fueron llamados a la libertad. Pero no usen esa libertad como pretexto para satisfacer los deseos de la naturaleza pecaminosa. Más bien, sírvanse unos a otros con amor.</w:t>
       </w:r>
     </w:p>
     <w:p>
@@ -1422,7 +2693,7 @@
         <w:rPr>
           <w:lang w:val="es_ES" w:bidi="es_ES"/>
         </w:rPr>
-        <w:t xml:space="preserve"> Esto sucedió para que la bendición de Abraham alcanzara a los no judíos por medio de Cristo Jesús, y para que por la fe recibiéramos la promesa del Espíritu.</w:t>
+        <w:t xml:space="preserve"> Toda la ley se resume en este mandamiento: “Amen a su prójimo como a ustedes mismos”.</w:t>
       </w:r>
     </w:p>
     <w:p>
@@ -1443,7 +2714,7 @@
         <w:rPr>
           <w:lang w:val="es_ES" w:bidi="es_ES"/>
         </w:rPr>
-        <w:t xml:space="preserve"> Hermanos, les voy a dar un ejemplo de la vida diaria: cuando alguien firma un acuerdo legal, nadie puede anularlo ni añadirle nada.</w:t>
+        <w:t xml:space="preserve"> Pero si se muerden y se devoran unos a otros, tengan cuidado de no destruirse unos a otros.</w:t>
       </w:r>
     </w:p>
     <w:p>
@@ -1464,7 +2735,7 @@
         <w:rPr>
           <w:lang w:val="es_ES" w:bidi="es_ES"/>
         </w:rPr>
-        <w:t xml:space="preserve"> Pues bien, Dios le hizo promesas a Abraham y a su descendencia. No dice «y a sus descendientes», como si fueran muchos, sino «y a tu descendencia», como si fuera uno solo, que es Cristo.</w:t>
+        <w:t xml:space="preserve"> Esto les digo. Vivan según el Espíritu, y no seguirán los deseos de la naturaleza pecaminosa.</w:t>
       </w:r>
     </w:p>
     <w:p>
@@ -1485,7 +2756,7 @@
         <w:rPr>
           <w:lang w:val="es_ES" w:bidi="es_ES"/>
         </w:rPr>
-        <w:t xml:space="preserve"> Lo que quiero decir es esto: Dios hizo un pacto con Abraham, y ese pacto no puede ser anulado, ni la promesa puede ser invalidada, por la ley que vino 430 años después.</w:t>
+        <w:t xml:space="preserve"> La naturaleza pecaminosa desea lo que es contrario al Espíritu, y el Espíritu desea lo que es contrario a la naturaleza pecaminosa. Los 2 se oponen entre sí, de modo que ustedes no pueden hacer lo que quieren.</w:t>
       </w:r>
     </w:p>
     <w:p>
@@ -1506,7 +2777,7 @@
         <w:rPr>
           <w:lang w:val="es_ES" w:bidi="es_ES"/>
         </w:rPr>
-        <w:t xml:space="preserve"> Si la herencia dependiera de obedecer la ley, ya no dependería de la promesa. Pero Dios se la concedió a Abraham mediante una promesa.</w:t>
+        <w:t xml:space="preserve"> Pero si el Espíritu los guía, ya no están bajo la ley.</w:t>
       </w:r>
     </w:p>
     <w:p>
@@ -1527,7 +2798,7 @@
         <w:rPr>
           <w:lang w:val="es_ES" w:bidi="es_ES"/>
         </w:rPr>
-        <w:t xml:space="preserve"> Entonces, ¿para qué sirve la ley? Fue añadida por causa de los epcados, hasta que viniera la descendencia a la cual se le había hecho la promesa. La ley fue promulgada por medio de ángeles y entregada por un mediador.</w:t>
+        <w:t xml:space="preserve"> Las obras de la naturaleza pecaminosa son evidentes: inmoralidad sexual, impureza y libertinaje;</w:t>
       </w:r>
     </w:p>
     <w:p>
@@ -1548,7 +2819,28 @@
         <w:rPr>
           <w:lang w:val="es_ES" w:bidi="es_ES"/>
         </w:rPr>
-        <w:t xml:space="preserve"> Ahora bien, cuando se trata de una sola persona no se necesita un mediador, y Dios es uno solo.</w:t>
+        <w:t xml:space="preserve"> idolatría y hechicería; odio, peleas, celos, enojos, rivalidades, divisiones, sectarismos y</w:t>
+      </w:r>
+    </w:p>
+    <w:p>
+      <w:pPr/>
+      <w:r>
+        <w:rPr>
+          <w:lang w:val="es_ES" w:bidi="es_ES"/>
+        </w:rPr>
+      </w:r>
+      <w:r>
+        <w:rPr>
+          <w:vertAlign w:val="superscript"/>
+          <w:lang w:val="es_ES" w:bidi="es_ES"/>
+        </w:rPr>
+        <w:t>21</w:t>
+      </w:r>
+      <w:r>
+        <w:rPr>
+          <w:lang w:val="es_ES" w:bidi="es_ES"/>
+        </w:rPr>
+        <w:t xml:space="preserve"> envidias, borracheras, orgías y cosas semejantes. Les advierto, como ya les advertí antes, que los que practican tales cosas no heredarán el reino de Dios.</w:t>
       </w:r>
     </w:p>
     <w:p>
@@ -1569,7 +2861,7 @@
         <w:rPr>
           <w:lang w:val="es_ES" w:bidi="es_ES"/>
         </w:rPr>
-        <w:t xml:space="preserve"> ¿Entonces la ley va en contra de las promesas de Dios? ¡De ninguna manera! Si se hubiera dado una ley capaz de dar vida, entonces la justicia vendría por la ley. Pero la Escritura dice que todo está bajo pecado, para que la promesa que es por la fe en Jesucristo se les conceda a los que creen.</w:t>
+        <w:t xml:space="preserve"> En cambio, el fruto del Espíritu es amor, alegría, paz, paciencia, amabilidad, bondad, fidelidad,</w:t>
       </w:r>
     </w:p>
     <w:p>
@@ -1590,7 +2882,7 @@
         <w:rPr>
           <w:lang w:val="es_ES" w:bidi="es_ES"/>
         </w:rPr>
-        <w:t xml:space="preserve"> Antes de que llegara esta fe, estábamos bajo la custodia de la ley, encerrados hasta que la fe fuera revelada.</w:t>
+        <w:t xml:space="preserve"> humildad y dominio propio. No hay ley que condene estas cosas.</w:t>
       </w:r>
     </w:p>
     <w:p>
@@ -1611,7 +2903,7 @@
         <w:rPr>
           <w:lang w:val="es_ES" w:bidi="es_ES"/>
         </w:rPr>
-        <w:t xml:space="preserve"> Así que la ley fue nuestro guía para llevarnos a Cristo, para que fuéramos hechos justos por la fe.</w:t>
+        <w:t xml:space="preserve"> Los que pertenecen a Cristo Jesús han crucificado la naturaleza pecaminosa con sus pasiones y deseos.</w:t>
       </w:r>
     </w:p>
     <w:p>
@@ -1632,7 +2924,7 @@
         <w:rPr>
           <w:lang w:val="es_ES" w:bidi="es_ES"/>
         </w:rPr>
-        <w:t xml:space="preserve"> Pero ahora que ha venido la fe, ya no estamos bajo la tutela de ese guía.</w:t>
+        <w:t xml:space="preserve"> Si vivimos por el Espíritu, andemos también guiados por el Espíritu.</w:t>
       </w:r>
     </w:p>
     <w:p>
@@ -1653,70 +2945,7 @@
         <w:rPr>
           <w:lang w:val="es_ES" w:bidi="es_ES"/>
         </w:rPr>
-        <w:t xml:space="preserve"> Ahora todos ustedes son hijos de Dios por medio de la fe en Cristo Jesús.</w:t>
-      </w:r>
-    </w:p>
-    <w:p>
-      <w:pPr/>
-      <w:r>
-        <w:rPr>
-          <w:lang w:val="es_ES" w:bidi="es_ES"/>
-        </w:rPr>
-      </w:r>
-      <w:r>
-        <w:rPr>
-          <w:vertAlign w:val="superscript"/>
-          <w:lang w:val="es_ES" w:bidi="es_ES"/>
-        </w:rPr>
-        <w:t>27</w:t>
-      </w:r>
-      <w:r>
-        <w:rPr>
-          <w:lang w:val="es_ES" w:bidi="es_ES"/>
-        </w:rPr>
-        <w:t xml:space="preserve"> Todos los que han sido bautizados en Cristo se han revestido de Cristo.</w:t>
-      </w:r>
-    </w:p>
-    <w:p>
-      <w:pPr/>
-      <w:r>
-        <w:rPr>
-          <w:lang w:val="es_ES" w:bidi="es_ES"/>
-        </w:rPr>
-      </w:r>
-      <w:r>
-        <w:rPr>
-          <w:vertAlign w:val="superscript"/>
-          <w:lang w:val="es_ES" w:bidi="es_ES"/>
-        </w:rPr>
-        <w:t>28</w:t>
-      </w:r>
-      <w:r>
-        <w:rPr>
-          <w:lang w:val="es_ES" w:bidi="es_ES"/>
-        </w:rPr>
-        <w:t xml:space="preserve"> Ya no hay judíos ni griegos, esclavos ni libres, hombres ni mujeres. Todos ustedes son uno en Cristo Jesús.</w:t>
-      </w:r>
-    </w:p>
-    <w:p>
-      <w:pPr/>
-      <w:r>
-        <w:rPr>
-          <w:lang w:val="es_ES" w:bidi="es_ES"/>
-        </w:rPr>
-      </w:r>
-      <w:r>
-        <w:rPr>
-          <w:vertAlign w:val="superscript"/>
-          <w:lang w:val="es_ES" w:bidi="es_ES"/>
-        </w:rPr>
-        <w:t>29</w:t>
-      </w:r>
-      <w:r>
-        <w:rPr>
-          <w:lang w:val="es_ES" w:bidi="es_ES"/>
-        </w:rPr>
-        <w:t xml:space="preserve"> Y ustedes son de Cristo, son descendencia de Abraham y herederos según la promesa.</w:t>
+        <w:t xml:space="preserve"> No permitamos que la vanidad nos lleve a provocarnos y a envidiarnos unos a otros.</w:t>
       </w:r>
     </w:p>
     <w:p>
@@ -1727,7 +2956,7 @@
         <w:rPr>
           <w:lang w:val="es_ES" w:bidi="es_ES"/>
         </w:rPr>
-        <w:t>Gálatas 4:1</w:t>
+        <w:t>Gálatas 6:1</w:t>
       </w:r>
       <w:r>
         <w:rPr>
@@ -1753,7 +2982,7 @@
         <w:rPr>
           <w:lang w:val="es_ES" w:bidi="es_ES"/>
         </w:rPr>
-        <w:t xml:space="preserve"> Se lo explico de otra manera. Mientras el heredero es menor de edad, no es diferente de un esclavo, aunque sea dueño de todo.</w:t>
+        <w:t xml:space="preserve"> Hermanos, si alguien cae en algún pecado, ustedes que son espirituales deben restaurarlo con espíritu de humildad. Pero que cada uno se cuide, no sea que también sea tentado.</w:t>
       </w:r>
     </w:p>
     <w:p>
@@ -1774,7 +3003,7 @@
         <w:rPr>
           <w:lang w:val="es_ES" w:bidi="es_ES"/>
         </w:rPr>
-        <w:t xml:space="preserve"> Está bajo el cuidado de tutores y administradores hasta el tiempo señalado por su padre.</w:t>
+        <w:t xml:space="preserve"> Ayúdense unos a otros a llevar sus cargas y así cumplirán la ley de Cristo.</w:t>
       </w:r>
     </w:p>
     <w:p>
@@ -1795,7 +3024,7 @@
         <w:rPr>
           <w:lang w:val="es_ES" w:bidi="es_ES"/>
         </w:rPr>
-        <w:t xml:space="preserve"> Así también nosotros, cuando éramos menores de edad, estábamos esclavizados bajo las normas de este mundo.</w:t>
+        <w:t xml:space="preserve"> Si alguien se cree importante sin serlo, se engaña a sí mismo.</w:t>
       </w:r>
     </w:p>
     <w:p>
@@ -1816,7 +3045,7 @@
         <w:rPr>
           <w:lang w:val="es_ES" w:bidi="es_ES"/>
         </w:rPr>
-        <w:t xml:space="preserve"> Pero cuando llegó el momento oportuno, Dios envió a su Hijo, nacido de una mujer y sujeto a la ley,</w:t>
+        <w:t xml:space="preserve"> Cada uno debe examinar su propia conducta. Si encuentra algo de qué estar orgulloso, que no se compare con los demás.</w:t>
       </w:r>
     </w:p>
     <w:p>
@@ -1837,7 +3066,7 @@
         <w:rPr>
           <w:lang w:val="es_ES" w:bidi="es_ES"/>
         </w:rPr>
-        <w:t xml:space="preserve"> para rescatar a los que estaban bajo la ley, a fin de que fuéramos adoptados como hijos.</w:t>
+        <w:t xml:space="preserve"> Cada uno debe cargar con su propia responsabilidad.</w:t>
       </w:r>
     </w:p>
     <w:p>
@@ -1858,7 +3087,7 @@
         <w:rPr>
           <w:lang w:val="es_ES" w:bidi="es_ES"/>
         </w:rPr>
-        <w:t xml:space="preserve"> Ustedes son hijos. Dios envió a nuestros corazones al Espíritu de su Hijo, que clama: «¡Abba, Padre!».</w:t>
+        <w:t xml:space="preserve"> El que recibe instrucción en la palabra debe compartir todo lo bueno con quien le enseña.</w:t>
       </w:r>
     </w:p>
     <w:p>
@@ -1879,7 +3108,7 @@
         <w:rPr>
           <w:lang w:val="es_ES" w:bidi="es_ES"/>
         </w:rPr>
-        <w:t xml:space="preserve"> Así que ya no eres esclavo, sino hijo; y si eres hijo, Dios te ha hecho también heredero.</w:t>
+        <w:t xml:space="preserve"> No se engañen; nadie puede burlarse de Dios. Cada uno cosechará lo que haya sembrado.</w:t>
       </w:r>
     </w:p>
     <w:p>
@@ -1900,7 +3129,7 @@
         <w:rPr>
           <w:lang w:val="es_ES" w:bidi="es_ES"/>
         </w:rPr>
-        <w:t xml:space="preserve"> Antes, cuando no conocían a Dios, ustedes eran esclavos de dioses que en realidad no son dioses.</w:t>
+        <w:t xml:space="preserve"> El que siembra para su naturaleza pecaminosa, de esa naturaleza cosechará destrucción; pero el que siembra para el Espíritu, del Espíritu cosechará vida eterna.</w:t>
       </w:r>
     </w:p>
     <w:p>
@@ -1921,7 +3150,7 @@
         <w:rPr>
           <w:lang w:val="es_ES" w:bidi="es_ES"/>
         </w:rPr>
-        <w:t xml:space="preserve"> Pero ahora que conocen a Dios, o más bien, ahora que Dios los conoce a ustedes, ¿cómo es posible que regresen a esas normas sin poder y sin valor? ¿Quieren volver a ser esclavos de ellas?</w:t>
+        <w:t xml:space="preserve"> No nos cansemos de hacer el bien. Si no desmayamos, a su debido tiempo cosecharemos.</w:t>
       </w:r>
     </w:p>
     <w:p>
@@ -1942,7 +3171,7 @@
         <w:rPr>
           <w:lang w:val="es_ES" w:bidi="es_ES"/>
         </w:rPr>
-        <w:t xml:space="preserve"> ¿Por qué siguen guardando los días, los meses, las estaciones y los años?</w:t>
+        <w:t xml:space="preserve"> Por lo tanto, siempre que tengamos la oportunidad, hagamos el bien a todos, especialmente a los de la familia de la fe.</w:t>
       </w:r>
     </w:p>
     <w:p>
@@ -1963,7 +3192,7 @@
         <w:rPr>
           <w:lang w:val="es_ES" w:bidi="es_ES"/>
         </w:rPr>
-        <w:t xml:space="preserve"> Temo por ustedes. Me preocupa que mi trabajo entre ustedes haya sido en vano.</w:t>
+        <w:t xml:space="preserve"> Miren con qué letras tan grandes les escribo de mi propia mano.</w:t>
       </w:r>
     </w:p>
     <w:p>
@@ -1984,7 +3213,7 @@
         <w:rPr>
           <w:lang w:val="es_ES" w:bidi="es_ES"/>
         </w:rPr>
-        <w:t xml:space="preserve"> Hermanos, les ruego que se identifiquen conmigo, porque yo me identifiqué con ustedes. No estoy diciendo que me hayan hecho algún mal.</w:t>
+        <w:t xml:space="preserve"> Los que los presionan a circuncidarse solo quieren quedar bien ante la gente y así evitar ser perseguidos por causa de la cruz de Cristo.</w:t>
       </w:r>
     </w:p>
     <w:p>
@@ -2005,1236 +3234,7 @@
         <w:rPr>
           <w:lang w:val="es_ES" w:bidi="es_ES"/>
         </w:rPr>
-        <w:t xml:space="preserve"> Ustedes saben bien cómo me recibieron la primera vez que les prediqué las buenas noticias, estando yo enfermo.</w:t>
-      </w:r>
-    </w:p>
-    <w:p>
-      <w:pPr/>
-      <w:r>
-        <w:rPr>
-          <w:lang w:val="es_ES" w:bidi="es_ES"/>
-        </w:rPr>
-      </w:r>
-      <w:r>
-        <w:rPr>
-          <w:vertAlign w:val="superscript"/>
-          <w:lang w:val="es_ES" w:bidi="es_ES"/>
-        </w:rPr>
-        <w:t>14</w:t>
-      </w:r>
-      <w:r>
-        <w:rPr>
-          <w:lang w:val="es_ES" w:bidi="es_ES"/>
-        </w:rPr>
-        <w:t xml:space="preserve"> Mi enfermedad fue una prueba para ustedes, pero no me despreciaron ni me rechazaron. Al contrario, me recibieron como si fuera un ángel de Dios, como si fuera Cristo Jesús mismo.</w:t>
-      </w:r>
-    </w:p>
-    <w:p>
-      <w:pPr/>
-      <w:r>
-        <w:rPr>
-          <w:lang w:val="es_ES" w:bidi="es_ES"/>
-        </w:rPr>
-      </w:r>
-      <w:r>
-        <w:rPr>
-          <w:vertAlign w:val="superscript"/>
-          <w:lang w:val="es_ES" w:bidi="es_ES"/>
-        </w:rPr>
-        <w:t>15</w:t>
-      </w:r>
-      <w:r>
-        <w:rPr>
-          <w:lang w:val="es_ES" w:bidi="es_ES"/>
-        </w:rPr>
-        <w:t xml:space="preserve"> ¿Qué pasó con aquella alegría que experimentaban? Puedo dar fe de que, si hubiera sido posible, se habrían sacado los ojos para dármelos.</w:t>
-      </w:r>
-    </w:p>
-    <w:p>
-      <w:pPr/>
-      <w:r>
-        <w:rPr>
-          <w:lang w:val="es_ES" w:bidi="es_ES"/>
-        </w:rPr>
-      </w:r>
-      <w:r>
-        <w:rPr>
-          <w:vertAlign w:val="superscript"/>
-          <w:lang w:val="es_ES" w:bidi="es_ES"/>
-        </w:rPr>
-        <w:t>16</w:t>
-      </w:r>
-      <w:r>
-        <w:rPr>
-          <w:lang w:val="es_ES" w:bidi="es_ES"/>
-        </w:rPr>
-        <w:t xml:space="preserve"> ¿Me he vuelto su enemigo por decirles la verdad?</w:t>
-      </w:r>
-    </w:p>
-    <w:p>
-      <w:pPr/>
-      <w:r>
-        <w:rPr>
-          <w:lang w:val="es_ES" w:bidi="es_ES"/>
-        </w:rPr>
-      </w:r>
-      <w:r>
-        <w:rPr>
-          <w:vertAlign w:val="superscript"/>
-          <w:lang w:val="es_ES" w:bidi="es_ES"/>
-        </w:rPr>
-        <w:t>17</w:t>
-      </w:r>
-      <w:r>
-        <w:rPr>
-          <w:lang w:val="es_ES" w:bidi="es_ES"/>
-        </w:rPr>
-        <w:t xml:space="preserve"> Esos que muestran tanto interés por ustedes no tienen buenas intenciones. Lo que quieren es apartarlos de mí para que ustedes se entreguen a ellos.</w:t>
-      </w:r>
-    </w:p>
-    <w:p>
-      <w:pPr/>
-      <w:r>
-        <w:rPr>
-          <w:lang w:val="es_ES" w:bidi="es_ES"/>
-        </w:rPr>
-      </w:r>
-      <w:r>
-        <w:rPr>
-          <w:vertAlign w:val="superscript"/>
-          <w:lang w:val="es_ES" w:bidi="es_ES"/>
-        </w:rPr>
-        <w:t>18</w:t>
-      </w:r>
-      <w:r>
-        <w:rPr>
-          <w:lang w:val="es_ES" w:bidi="es_ES"/>
-        </w:rPr>
-        <w:t xml:space="preserve"> Está bien mostrar interés por los demás, siempre que sea con buenas intenciones. Y no solo cuando estoy con ustedes, sino siempre.</w:t>
-      </w:r>
-    </w:p>
-    <w:p>
-      <w:pPr/>
-      <w:r>
-        <w:rPr>
-          <w:lang w:val="es_ES" w:bidi="es_ES"/>
-        </w:rPr>
-      </w:r>
-      <w:r>
-        <w:rPr>
-          <w:vertAlign w:val="superscript"/>
-          <w:lang w:val="es_ES" w:bidi="es_ES"/>
-        </w:rPr>
-        <w:t>19</w:t>
-      </w:r>
-      <w:r>
-        <w:rPr>
-          <w:lang w:val="es_ES" w:bidi="es_ES"/>
-        </w:rPr>
-        <w:t xml:space="preserve"> Hijitos míos, sufro de nuevo dolores de parto hasta que Cristo se forme en ustedes.</w:t>
-      </w:r>
-    </w:p>
-    <w:p>
-      <w:pPr/>
-      <w:r>
-        <w:rPr>
-          <w:lang w:val="es_ES" w:bidi="es_ES"/>
-        </w:rPr>
-      </w:r>
-      <w:r>
-        <w:rPr>
-          <w:vertAlign w:val="superscript"/>
-          <w:lang w:val="es_ES" w:bidi="es_ES"/>
-        </w:rPr>
-        <w:t>20</w:t>
-      </w:r>
-      <w:r>
-        <w:rPr>
-          <w:lang w:val="es_ES" w:bidi="es_ES"/>
-        </w:rPr>
-        <w:t xml:space="preserve"> Cómo quisiera estar allá con ustedes ahora mismo y no tener que hablarles de esta manera, porque les confieso que me tienen perplejo.</w:t>
-      </w:r>
-    </w:p>
-    <w:p>
-      <w:pPr/>
-      <w:r>
-        <w:rPr>
-          <w:lang w:val="es_ES" w:bidi="es_ES"/>
-        </w:rPr>
-      </w:r>
-      <w:r>
-        <w:rPr>
-          <w:vertAlign w:val="superscript"/>
-          <w:lang w:val="es_ES" w:bidi="es_ES"/>
-        </w:rPr>
-        <w:t>21</w:t>
-      </w:r>
-      <w:r>
-        <w:rPr>
-          <w:lang w:val="es_ES" w:bidi="es_ES"/>
-        </w:rPr>
-        <w:t xml:space="preserve"> Díganme, ustedes que quieren estar bajo la ley, ¿no entienden lo que la ley dice?</w:t>
-      </w:r>
-    </w:p>
-    <w:p>
-      <w:pPr/>
-      <w:r>
-        <w:rPr>
-          <w:lang w:val="es_ES" w:bidi="es_ES"/>
-        </w:rPr>
-      </w:r>
-      <w:r>
-        <w:rPr>
-          <w:vertAlign w:val="superscript"/>
-          <w:lang w:val="es_ES" w:bidi="es_ES"/>
-        </w:rPr>
-        <w:t>22</w:t>
-      </w:r>
-      <w:r>
-        <w:rPr>
-          <w:lang w:val="es_ES" w:bidi="es_ES"/>
-        </w:rPr>
-        <w:t xml:space="preserve"> Porque está escrito que Abraham tuvo 2 hijos: uno con una esclava y otro con una mujer libre.</w:t>
-      </w:r>
-    </w:p>
-    <w:p>
-      <w:pPr/>
-      <w:r>
-        <w:rPr>
-          <w:lang w:val="es_ES" w:bidi="es_ES"/>
-        </w:rPr>
-      </w:r>
-      <w:r>
-        <w:rPr>
-          <w:vertAlign w:val="superscript"/>
-          <w:lang w:val="es_ES" w:bidi="es_ES"/>
-        </w:rPr>
-        <w:t>23</w:t>
-      </w:r>
-      <w:r>
-        <w:rPr>
-          <w:lang w:val="es_ES" w:bidi="es_ES"/>
-        </w:rPr>
-        <w:t xml:space="preserve"> El hijo de la esclava nació de manera natural; pero el hijo de la libre nació porque Dios le había hecho una promesa a Abraham.</w:t>
-      </w:r>
-    </w:p>
-    <w:p>
-      <w:pPr/>
-      <w:r>
-        <w:rPr>
-          <w:lang w:val="es_ES" w:bidi="es_ES"/>
-        </w:rPr>
-      </w:r>
-      <w:r>
-        <w:rPr>
-          <w:vertAlign w:val="superscript"/>
-          <w:lang w:val="es_ES" w:bidi="es_ES"/>
-        </w:rPr>
-        <w:t>24</w:t>
-      </w:r>
-      <w:r>
-        <w:rPr>
-          <w:lang w:val="es_ES" w:bidi="es_ES"/>
-        </w:rPr>
-        <w:t xml:space="preserve"> Esto tiene también un valor simbólico: las 2 mujeres representan 2 pactos. Uno, que es Agar, representa el pacto del monte Sinaí. Ella dio a luz hijos para esclavitud.</w:t>
-      </w:r>
-    </w:p>
-    <w:p>
-      <w:pPr/>
-      <w:r>
-        <w:rPr>
-          <w:lang w:val="es_ES" w:bidi="es_ES"/>
-        </w:rPr>
-      </w:r>
-      <w:r>
-        <w:rPr>
-          <w:vertAlign w:val="superscript"/>
-          <w:lang w:val="es_ES" w:bidi="es_ES"/>
-        </w:rPr>
-        <w:t>25</w:t>
-      </w:r>
-      <w:r>
-        <w:rPr>
-          <w:lang w:val="es_ES" w:bidi="es_ES"/>
-        </w:rPr>
-        <w:t xml:space="preserve"> Agar representa el monte Sinaí en Arabia, que corresponde a la Jerusalén actual, la cual vive en esclavitud, junto con sus hijos.</w:t>
-      </w:r>
-    </w:p>
-    <w:p>
-      <w:pPr/>
-      <w:r>
-        <w:rPr>
-          <w:lang w:val="es_ES" w:bidi="es_ES"/>
-        </w:rPr>
-      </w:r>
-      <w:r>
-        <w:rPr>
-          <w:vertAlign w:val="superscript"/>
-          <w:lang w:val="es_ES" w:bidi="es_ES"/>
-        </w:rPr>
-        <w:t>26</w:t>
-      </w:r>
-      <w:r>
-        <w:rPr>
-          <w:lang w:val="es_ES" w:bidi="es_ES"/>
-        </w:rPr>
-        <w:t xml:space="preserve"> Pero nuestra madre es la Jerusalén celestial, y ella es libre.</w:t>
-      </w:r>
-    </w:p>
-    <w:p>
-      <w:pPr/>
-      <w:r>
-        <w:rPr>
-          <w:lang w:val="es_ES" w:bidi="es_ES"/>
-        </w:rPr>
-      </w:r>
-      <w:r>
-        <w:rPr>
-          <w:vertAlign w:val="superscript"/>
-          <w:lang w:val="es_ES" w:bidi="es_ES"/>
-        </w:rPr>
-        <w:t>27</w:t>
-      </w:r>
-      <w:r>
-        <w:rPr>
-          <w:lang w:val="es_ES" w:bidi="es_ES"/>
-        </w:rPr>
-        <w:t xml:space="preserve"> Porque está escrito:«¡Canta, mujer estéril que nunca dio a luz! ¡Prorrumpe en cantos de alegría, Jerusalén, porque la abandonada tendrá más hijos que la que tiene esposo!».</w:t>
-      </w:r>
-    </w:p>
-    <w:p>
-      <w:pPr/>
-      <w:r>
-        <w:rPr>
-          <w:lang w:val="es_ES" w:bidi="es_ES"/>
-        </w:rPr>
-      </w:r>
-      <w:r>
-        <w:rPr>
-          <w:vertAlign w:val="superscript"/>
-          <w:lang w:val="es_ES" w:bidi="es_ES"/>
-        </w:rPr>
-        <w:t>28</w:t>
-      </w:r>
-      <w:r>
-        <w:rPr>
-          <w:lang w:val="es_ES" w:bidi="es_ES"/>
-        </w:rPr>
-        <w:t xml:space="preserve"> Ustedes, hermanos, como Isaac, son hijos de la promesa.</w:t>
-      </w:r>
-    </w:p>
-    <w:p>
-      <w:pPr/>
-      <w:r>
-        <w:rPr>
-          <w:lang w:val="es_ES" w:bidi="es_ES"/>
-        </w:rPr>
-      </w:r>
-      <w:r>
-        <w:rPr>
-          <w:vertAlign w:val="superscript"/>
-          <w:lang w:val="es_ES" w:bidi="es_ES"/>
-        </w:rPr>
-        <w:t>29</w:t>
-      </w:r>
-      <w:r>
-        <w:rPr>
-          <w:lang w:val="es_ES" w:bidi="es_ES"/>
-        </w:rPr>
-        <w:t xml:space="preserve"> En aquel tiempo, el hijo nacido de manera natural persiguió al hijo nacido por el Espíritu. Lo mismo sucede ahora.</w:t>
-      </w:r>
-    </w:p>
-    <w:p>
-      <w:pPr/>
-      <w:r>
-        <w:rPr>
-          <w:lang w:val="es_ES" w:bidi="es_ES"/>
-        </w:rPr>
-      </w:r>
-      <w:r>
-        <w:rPr>
-          <w:vertAlign w:val="superscript"/>
-          <w:lang w:val="es_ES" w:bidi="es_ES"/>
-        </w:rPr>
-        <w:t>30</w:t>
-      </w:r>
-      <w:r>
-        <w:rPr>
-          <w:lang w:val="es_ES" w:bidi="es_ES"/>
-        </w:rPr>
-        <w:t xml:space="preserve"> Pero ¿qué dicen las Escrituras?: «Echa a esta sierva y a su hijo, porque el hijo de la esclava no heredará junto con el hijo de la libre».</w:t>
-      </w:r>
-    </w:p>
-    <w:p>
-      <w:pPr/>
-      <w:r>
-        <w:rPr>
-          <w:lang w:val="es_ES" w:bidi="es_ES"/>
-        </w:rPr>
-      </w:r>
-      <w:r>
-        <w:rPr>
-          <w:vertAlign w:val="superscript"/>
-          <w:lang w:val="es_ES" w:bidi="es_ES"/>
-        </w:rPr>
-        <w:t>31</w:t>
-      </w:r>
-      <w:r>
-        <w:rPr>
-          <w:lang w:val="es_ES" w:bidi="es_ES"/>
-        </w:rPr>
-        <w:t xml:space="preserve"> Así que, hermanos, no somos hijos de la esclava, sino de la libre.</w:t>
-      </w:r>
-    </w:p>
-    <w:p>
-      <w:pPr>
-        <w:pStyle w:val="Heading2"/>
-      </w:pPr>
-      <w:r>
-        <w:rPr>
-          <w:lang w:val="es_ES" w:bidi="es_ES"/>
-        </w:rPr>
-        <w:t>Gálatas 5:1</w:t>
-      </w:r>
-      <w:r>
-        <w:rPr>
-          <w:lang w:val="es_ES" w:bidi="es_ES"/>
-        </w:rPr>
-      </w:r>
-    </w:p>
-    <w:p>
-      <w:pPr/>
-      <w:r>
-        <w:rPr>
-          <w:lang w:val="es_ES" w:bidi="es_ES"/>
-        </w:rPr>
-      </w:r>
-      <w:r>
-        <w:rPr>
-          <w:vertAlign w:val="superscript"/>
-          <w:lang w:val="es_ES" w:bidi="es_ES"/>
-        </w:rPr>
-        <w:t>1</w:t>
-      </w:r>
-      <w:r>
-        <w:rPr>
-          <w:lang w:val="es_ES" w:bidi="es_ES"/>
-        </w:rPr>
-        <w:t xml:space="preserve"> Cristo nos libertó para que vivamos en libertad. Así pues, manténganse firmes y no se dejen someter de nuevo al yugo de esclavitud.</w:t>
-      </w:r>
-    </w:p>
-    <w:p>
-      <w:pPr/>
-      <w:r>
-        <w:rPr>
-          <w:lang w:val="es_ES" w:bidi="es_ES"/>
-        </w:rPr>
-      </w:r>
-      <w:r>
-        <w:rPr>
-          <w:vertAlign w:val="superscript"/>
-          <w:lang w:val="es_ES" w:bidi="es_ES"/>
-        </w:rPr>
-        <w:t>2</w:t>
-      </w:r>
-      <w:r>
-        <w:rPr>
-          <w:lang w:val="es_ES" w:bidi="es_ES"/>
-        </w:rPr>
-        <w:t xml:space="preserve"> Escuchen bien: Yo, Pablo, les digo que, si se circuncidan, Cristo no les servirá de nada.</w:t>
-      </w:r>
-    </w:p>
-    <w:p>
-      <w:pPr/>
-      <w:r>
-        <w:rPr>
-          <w:lang w:val="es_ES" w:bidi="es_ES"/>
-        </w:rPr>
-      </w:r>
-      <w:r>
-        <w:rPr>
-          <w:vertAlign w:val="superscript"/>
-          <w:lang w:val="es_ES" w:bidi="es_ES"/>
-        </w:rPr>
-        <w:t>3</w:t>
-      </w:r>
-      <w:r>
-        <w:rPr>
-          <w:lang w:val="es_ES" w:bidi="es_ES"/>
-        </w:rPr>
-        <w:t xml:space="preserve"> Insisto, todo el que se circuncida está obligado a obedecer toda la ley.</w:t>
-      </w:r>
-    </w:p>
-    <w:p>
-      <w:pPr/>
-      <w:r>
-        <w:rPr>
-          <w:lang w:val="es_ES" w:bidi="es_ES"/>
-        </w:rPr>
-      </w:r>
-      <w:r>
-        <w:rPr>
-          <w:vertAlign w:val="superscript"/>
-          <w:lang w:val="es_ES" w:bidi="es_ES"/>
-        </w:rPr>
-        <w:t>4</w:t>
-      </w:r>
-      <w:r>
-        <w:rPr>
-          <w:lang w:val="es_ES" w:bidi="es_ES"/>
-        </w:rPr>
-        <w:t xml:space="preserve"> Los que tratan de ser hechos justos por la ley se han separado de Cristo. Han caído de la gracia.</w:t>
-      </w:r>
-    </w:p>
-    <w:p>
-      <w:pPr/>
-      <w:r>
-        <w:rPr>
-          <w:lang w:val="es_ES" w:bidi="es_ES"/>
-        </w:rPr>
-      </w:r>
-      <w:r>
-        <w:rPr>
-          <w:vertAlign w:val="superscript"/>
-          <w:lang w:val="es_ES" w:bidi="es_ES"/>
-        </w:rPr>
-        <w:t>5</w:t>
-      </w:r>
-      <w:r>
-        <w:rPr>
-          <w:lang w:val="es_ES" w:bidi="es_ES"/>
-        </w:rPr>
-        <w:t xml:space="preserve"> Pero nosotros, por medio del Espíritu y por la fe, esperamos con anhelo la justicia.</w:t>
-      </w:r>
-    </w:p>
-    <w:p>
-      <w:pPr/>
-      <w:r>
-        <w:rPr>
-          <w:lang w:val="es_ES" w:bidi="es_ES"/>
-        </w:rPr>
-      </w:r>
-      <w:r>
-        <w:rPr>
-          <w:vertAlign w:val="superscript"/>
-          <w:lang w:val="es_ES" w:bidi="es_ES"/>
-        </w:rPr>
-        <w:t>6</w:t>
-      </w:r>
-      <w:r>
-        <w:rPr>
-          <w:lang w:val="es_ES" w:bidi="es_ES"/>
-        </w:rPr>
-        <w:t xml:space="preserve"> En Cristo Jesús no importa estar circuncidado o no. Lo que importa es la fe que actúa mediante el amor.</w:t>
-      </w:r>
-    </w:p>
-    <w:p>
-      <w:pPr/>
-      <w:r>
-        <w:rPr>
-          <w:lang w:val="es_ES" w:bidi="es_ES"/>
-        </w:rPr>
-      </w:r>
-      <w:r>
-        <w:rPr>
-          <w:vertAlign w:val="superscript"/>
-          <w:lang w:val="es_ES" w:bidi="es_ES"/>
-        </w:rPr>
-        <w:t>7</w:t>
-      </w:r>
-      <w:r>
-        <w:rPr>
-          <w:lang w:val="es_ES" w:bidi="es_ES"/>
-        </w:rPr>
-        <w:t xml:space="preserve"> Ustedes iban bien. ¿Quién los estorbó para que dejaran de obedecer la verdad?</w:t>
-      </w:r>
-    </w:p>
-    <w:p>
-      <w:pPr/>
-      <w:r>
-        <w:rPr>
-          <w:lang w:val="es_ES" w:bidi="es_ES"/>
-        </w:rPr>
-      </w:r>
-      <w:r>
-        <w:rPr>
-          <w:vertAlign w:val="superscript"/>
-          <w:lang w:val="es_ES" w:bidi="es_ES"/>
-        </w:rPr>
-        <w:t>8</w:t>
-      </w:r>
-      <w:r>
-        <w:rPr>
-          <w:lang w:val="es_ES" w:bidi="es_ES"/>
-        </w:rPr>
-        <w:t xml:space="preserve"> Esa persuasión no viene de quien los llamó.</w:t>
-      </w:r>
-    </w:p>
-    <w:p>
-      <w:pPr/>
-      <w:r>
-        <w:rPr>
-          <w:lang w:val="es_ES" w:bidi="es_ES"/>
-        </w:rPr>
-      </w:r>
-      <w:r>
-        <w:rPr>
-          <w:vertAlign w:val="superscript"/>
-          <w:lang w:val="es_ES" w:bidi="es_ES"/>
-        </w:rPr>
-        <w:t>9</w:t>
-      </w:r>
-      <w:r>
-        <w:rPr>
-          <w:lang w:val="es_ES" w:bidi="es_ES"/>
-        </w:rPr>
-        <w:t xml:space="preserve"> Un poco de levadura fermenta toda la masa.</w:t>
-      </w:r>
-    </w:p>
-    <w:p>
-      <w:pPr/>
-      <w:r>
-        <w:rPr>
-          <w:lang w:val="es_ES" w:bidi="es_ES"/>
-        </w:rPr>
-      </w:r>
-      <w:r>
-        <w:rPr>
-          <w:vertAlign w:val="superscript"/>
-          <w:lang w:val="es_ES" w:bidi="es_ES"/>
-        </w:rPr>
-        <w:t>10</w:t>
-      </w:r>
-      <w:r>
-        <w:rPr>
-          <w:lang w:val="es_ES" w:bidi="es_ES"/>
-        </w:rPr>
-        <w:t xml:space="preserve"> Yo confío en el Señor en que ustedes no pensarán de otra manera. Pero el que los está estorbando cargará con su castigo, sea quien sea.</w:t>
-      </w:r>
-    </w:p>
-    <w:p>
-      <w:pPr/>
-      <w:r>
-        <w:rPr>
-          <w:lang w:val="es_ES" w:bidi="es_ES"/>
-        </w:rPr>
-      </w:r>
-      <w:r>
-        <w:rPr>
-          <w:vertAlign w:val="superscript"/>
-          <w:lang w:val="es_ES" w:bidi="es_ES"/>
-        </w:rPr>
-        <w:t>11</w:t>
-      </w:r>
-      <w:r>
-        <w:rPr>
-          <w:lang w:val="es_ES" w:bidi="es_ES"/>
-        </w:rPr>
-        <w:t xml:space="preserve"> Hermanos, algunos dicen que yo todavía predico la circuncisión. Si fuera así, ¿por qué me siguen persiguiendo? Si predicara eso, la cruz ya no sería motivo de ofensa.</w:t>
-      </w:r>
-    </w:p>
-    <w:p>
-      <w:pPr/>
-      <w:r>
-        <w:rPr>
-          <w:lang w:val="es_ES" w:bidi="es_ES"/>
-        </w:rPr>
-      </w:r>
-      <w:r>
-        <w:rPr>
-          <w:vertAlign w:val="superscript"/>
-          <w:lang w:val="es_ES" w:bidi="es_ES"/>
-        </w:rPr>
-        <w:t>12</w:t>
-      </w:r>
-      <w:r>
-        <w:rPr>
-          <w:lang w:val="es_ES" w:bidi="es_ES"/>
-        </w:rPr>
-        <w:t xml:space="preserve"> ¡Ojalá esos perturbadores se mutilaran de una vez!</w:t>
-      </w:r>
-    </w:p>
-    <w:p>
-      <w:pPr/>
-      <w:r>
-        <w:rPr>
-          <w:lang w:val="es_ES" w:bidi="es_ES"/>
-        </w:rPr>
-      </w:r>
-      <w:r>
-        <w:rPr>
-          <w:vertAlign w:val="superscript"/>
-          <w:lang w:val="es_ES" w:bidi="es_ES"/>
-        </w:rPr>
-        <w:t>13</w:t>
-      </w:r>
-      <w:r>
-        <w:rPr>
-          <w:lang w:val="es_ES" w:bidi="es_ES"/>
-        </w:rPr>
-        <w:t xml:space="preserve"> Hermanos, ustedes fueron llamados a la libertad. Pero no usen esa libertad como pretexto para satisfacer los deseos de la naturaleza pecaminosa. Más bien, sírvanse unos a otros con amor.</w:t>
-      </w:r>
-    </w:p>
-    <w:p>
-      <w:pPr/>
-      <w:r>
-        <w:rPr>
-          <w:lang w:val="es_ES" w:bidi="es_ES"/>
-        </w:rPr>
-      </w:r>
-      <w:r>
-        <w:rPr>
-          <w:vertAlign w:val="superscript"/>
-          <w:lang w:val="es_ES" w:bidi="es_ES"/>
-        </w:rPr>
-        <w:t>14</w:t>
-      </w:r>
-      <w:r>
-        <w:rPr>
-          <w:lang w:val="es_ES" w:bidi="es_ES"/>
-        </w:rPr>
-        <w:t xml:space="preserve"> Toda la ley se resume en este mandamiento: «Amen a su prójimo como a ustedes mismos».</w:t>
-      </w:r>
-    </w:p>
-    <w:p>
-      <w:pPr/>
-      <w:r>
-        <w:rPr>
-          <w:lang w:val="es_ES" w:bidi="es_ES"/>
-        </w:rPr>
-      </w:r>
-      <w:r>
-        <w:rPr>
-          <w:vertAlign w:val="superscript"/>
-          <w:lang w:val="es_ES" w:bidi="es_ES"/>
-        </w:rPr>
-        <w:t>15</w:t>
-      </w:r>
-      <w:r>
-        <w:rPr>
-          <w:lang w:val="es_ES" w:bidi="es_ES"/>
-        </w:rPr>
-        <w:t xml:space="preserve"> Pero si se muerden y se devoran unos a otros, tengan cuidado de no destruirse unos a otros.</w:t>
-      </w:r>
-    </w:p>
-    <w:p>
-      <w:pPr/>
-      <w:r>
-        <w:rPr>
-          <w:lang w:val="es_ES" w:bidi="es_ES"/>
-        </w:rPr>
-      </w:r>
-      <w:r>
-        <w:rPr>
-          <w:vertAlign w:val="superscript"/>
-          <w:lang w:val="es_ES" w:bidi="es_ES"/>
-        </w:rPr>
-        <w:t>16</w:t>
-      </w:r>
-      <w:r>
-        <w:rPr>
-          <w:lang w:val="es_ES" w:bidi="es_ES"/>
-        </w:rPr>
-        <w:t xml:space="preserve"> Esto les digo: vivan según el Espíritu, y no seguirán los deseos de la naturaleza pecaminosa,</w:t>
-      </w:r>
-    </w:p>
-    <w:p>
-      <w:pPr/>
-      <w:r>
-        <w:rPr>
-          <w:lang w:val="es_ES" w:bidi="es_ES"/>
-        </w:rPr>
-      </w:r>
-      <w:r>
-        <w:rPr>
-          <w:vertAlign w:val="superscript"/>
-          <w:lang w:val="es_ES" w:bidi="es_ES"/>
-        </w:rPr>
-        <w:t>17</w:t>
-      </w:r>
-      <w:r>
-        <w:rPr>
-          <w:lang w:val="es_ES" w:bidi="es_ES"/>
-        </w:rPr>
-        <w:t xml:space="preserve"> porque la naturaleza pecaminosa desea lo que es contrario al Espíritu, y el Espíritu desea lo que es contrario a la naturaleza pecaminosa. Los dos se oponen entre sí, de modo que ustedes no pueden hacer lo que quieren.</w:t>
-      </w:r>
-    </w:p>
-    <w:p>
-      <w:pPr/>
-      <w:r>
-        <w:rPr>
-          <w:lang w:val="es_ES" w:bidi="es_ES"/>
-        </w:rPr>
-      </w:r>
-      <w:r>
-        <w:rPr>
-          <w:vertAlign w:val="superscript"/>
-          <w:lang w:val="es_ES" w:bidi="es_ES"/>
-        </w:rPr>
-        <w:t>18</w:t>
-      </w:r>
-      <w:r>
-        <w:rPr>
-          <w:lang w:val="es_ES" w:bidi="es_ES"/>
-        </w:rPr>
-        <w:t xml:space="preserve"> Pero si el Espíritu los guía, ya no están bajo la ley.</w:t>
-      </w:r>
-    </w:p>
-    <w:p>
-      <w:pPr/>
-      <w:r>
-        <w:rPr>
-          <w:lang w:val="es_ES" w:bidi="es_ES"/>
-        </w:rPr>
-      </w:r>
-      <w:r>
-        <w:rPr>
-          <w:vertAlign w:val="superscript"/>
-          <w:lang w:val="es_ES" w:bidi="es_ES"/>
-        </w:rPr>
-        <w:t>19</w:t>
-      </w:r>
-      <w:r>
-        <w:rPr>
-          <w:lang w:val="es_ES" w:bidi="es_ES"/>
-        </w:rPr>
-        <w:t xml:space="preserve"> Las obras de la naturaleza pecaminosa son evidentes: inmoralidad sexual, impureza y libertinaje;</w:t>
-      </w:r>
-    </w:p>
-    <w:p>
-      <w:pPr/>
-      <w:r>
-        <w:rPr>
-          <w:lang w:val="es_ES" w:bidi="es_ES"/>
-        </w:rPr>
-      </w:r>
-      <w:r>
-        <w:rPr>
-          <w:vertAlign w:val="superscript"/>
-          <w:lang w:val="es_ES" w:bidi="es_ES"/>
-        </w:rPr>
-        <w:t>20</w:t>
-      </w:r>
-      <w:r>
-        <w:rPr>
-          <w:lang w:val="es_ES" w:bidi="es_ES"/>
-        </w:rPr>
-        <w:t xml:space="preserve"> idolatría y hechicería; odio, peleas, celos, enojos, rivalidades, divisiones, sectarismos y</w:t>
-      </w:r>
-    </w:p>
-    <w:p>
-      <w:pPr/>
-      <w:r>
-        <w:rPr>
-          <w:lang w:val="es_ES" w:bidi="es_ES"/>
-        </w:rPr>
-      </w:r>
-      <w:r>
-        <w:rPr>
-          <w:vertAlign w:val="superscript"/>
-          <w:lang w:val="es_ES" w:bidi="es_ES"/>
-        </w:rPr>
-        <w:t>21</w:t>
-      </w:r>
-      <w:r>
-        <w:rPr>
-          <w:lang w:val="es_ES" w:bidi="es_ES"/>
-        </w:rPr>
-        <w:t xml:space="preserve"> envidias, borracheras, orgías y cosas semejantes. Les advierto, como ya les advertí antes, que los que practican tales cosas no heredarán el reino de Dios.</w:t>
-      </w:r>
-    </w:p>
-    <w:p>
-      <w:pPr/>
-      <w:r>
-        <w:rPr>
-          <w:lang w:val="es_ES" w:bidi="es_ES"/>
-        </w:rPr>
-      </w:r>
-      <w:r>
-        <w:rPr>
-          <w:vertAlign w:val="superscript"/>
-          <w:lang w:val="es_ES" w:bidi="es_ES"/>
-        </w:rPr>
-        <w:t>22</w:t>
-      </w:r>
-      <w:r>
-        <w:rPr>
-          <w:lang w:val="es_ES" w:bidi="es_ES"/>
-        </w:rPr>
-        <w:t xml:space="preserve"> En cambio, el fruto del Espíritu es amor, alegría, paz, paciencia, amabilidad, bondad, fidelidad,</w:t>
-      </w:r>
-    </w:p>
-    <w:p>
-      <w:pPr/>
-      <w:r>
-        <w:rPr>
-          <w:lang w:val="es_ES" w:bidi="es_ES"/>
-        </w:rPr>
-      </w:r>
-      <w:r>
-        <w:rPr>
-          <w:vertAlign w:val="superscript"/>
-          <w:lang w:val="es_ES" w:bidi="es_ES"/>
-        </w:rPr>
-        <w:t>23</w:t>
-      </w:r>
-      <w:r>
-        <w:rPr>
-          <w:lang w:val="es_ES" w:bidi="es_ES"/>
-        </w:rPr>
-        <w:t xml:space="preserve"> humildad y dominio propio. No hay ley que condene estas cosas.</w:t>
-      </w:r>
-    </w:p>
-    <w:p>
-      <w:pPr/>
-      <w:r>
-        <w:rPr>
-          <w:lang w:val="es_ES" w:bidi="es_ES"/>
-        </w:rPr>
-      </w:r>
-      <w:r>
-        <w:rPr>
-          <w:vertAlign w:val="superscript"/>
-          <w:lang w:val="es_ES" w:bidi="es_ES"/>
-        </w:rPr>
-        <w:t>24</w:t>
-      </w:r>
-      <w:r>
-        <w:rPr>
-          <w:lang w:val="es_ES" w:bidi="es_ES"/>
-        </w:rPr>
-        <w:t xml:space="preserve"> Los que pertenecen a Cristo Jesús han crucificado la naturaleza pecaminosa con sus pasiones y deseos.</w:t>
-      </w:r>
-    </w:p>
-    <w:p>
-      <w:pPr/>
-      <w:r>
-        <w:rPr>
-          <w:lang w:val="es_ES" w:bidi="es_ES"/>
-        </w:rPr>
-      </w:r>
-      <w:r>
-        <w:rPr>
-          <w:vertAlign w:val="superscript"/>
-          <w:lang w:val="es_ES" w:bidi="es_ES"/>
-        </w:rPr>
-        <w:t>25</w:t>
-      </w:r>
-      <w:r>
-        <w:rPr>
-          <w:lang w:val="es_ES" w:bidi="es_ES"/>
-        </w:rPr>
-        <w:t xml:space="preserve"> Si vivimos por el Espíritu, andemos también guiados por el Espíritu.</w:t>
-      </w:r>
-    </w:p>
-    <w:p>
-      <w:pPr/>
-      <w:r>
-        <w:rPr>
-          <w:lang w:val="es_ES" w:bidi="es_ES"/>
-        </w:rPr>
-      </w:r>
-      <w:r>
-        <w:rPr>
-          <w:vertAlign w:val="superscript"/>
-          <w:lang w:val="es_ES" w:bidi="es_ES"/>
-        </w:rPr>
-        <w:t>26</w:t>
-      </w:r>
-      <w:r>
-        <w:rPr>
-          <w:lang w:val="es_ES" w:bidi="es_ES"/>
-        </w:rPr>
-        <w:t xml:space="preserve"> No permitamos que la vanidad nos lleve a provocarnos y a envidiarnos unos a otros.</w:t>
-      </w:r>
-    </w:p>
-    <w:p>
-      <w:pPr>
-        <w:pStyle w:val="Heading2"/>
-      </w:pPr>
-      <w:r>
-        <w:rPr>
-          <w:lang w:val="es_ES" w:bidi="es_ES"/>
-        </w:rPr>
-        <w:t>Gálatas 6:1</w:t>
-      </w:r>
-      <w:r>
-        <w:rPr>
-          <w:lang w:val="es_ES" w:bidi="es_ES"/>
-        </w:rPr>
-      </w:r>
-    </w:p>
-    <w:p>
-      <w:pPr/>
-      <w:r>
-        <w:rPr>
-          <w:lang w:val="es_ES" w:bidi="es_ES"/>
-        </w:rPr>
-      </w:r>
-      <w:r>
-        <w:rPr>
-          <w:vertAlign w:val="superscript"/>
-          <w:lang w:val="es_ES" w:bidi="es_ES"/>
-        </w:rPr>
-        <w:t>1</w:t>
-      </w:r>
-      <w:r>
-        <w:rPr>
-          <w:lang w:val="es_ES" w:bidi="es_ES"/>
-        </w:rPr>
-        <w:t xml:space="preserve"> Hermanos, si alguien cae en algún pecado, ustedes que son espirituales deben restaurarlo con espíritu de humildad. Pero cada uno que se cuide, no sea que también sea tentado.</w:t>
-      </w:r>
-    </w:p>
-    <w:p>
-      <w:pPr/>
-      <w:r>
-        <w:rPr>
-          <w:lang w:val="es_ES" w:bidi="es_ES"/>
-        </w:rPr>
-      </w:r>
-      <w:r>
-        <w:rPr>
-          <w:vertAlign w:val="superscript"/>
-          <w:lang w:val="es_ES" w:bidi="es_ES"/>
-        </w:rPr>
-        <w:t>2</w:t>
-      </w:r>
-      <w:r>
-        <w:rPr>
-          <w:lang w:val="es_ES" w:bidi="es_ES"/>
-        </w:rPr>
-        <w:t xml:space="preserve"> Ayúdense unos a otros a llevar sus cargas y así cumplirán la ley de Cristo.</w:t>
-      </w:r>
-    </w:p>
-    <w:p>
-      <w:pPr/>
-      <w:r>
-        <w:rPr>
-          <w:lang w:val="es_ES" w:bidi="es_ES"/>
-        </w:rPr>
-      </w:r>
-      <w:r>
-        <w:rPr>
-          <w:vertAlign w:val="superscript"/>
-          <w:lang w:val="es_ES" w:bidi="es_ES"/>
-        </w:rPr>
-        <w:t>3</w:t>
-      </w:r>
-      <w:r>
-        <w:rPr>
-          <w:lang w:val="es_ES" w:bidi="es_ES"/>
-        </w:rPr>
-        <w:t xml:space="preserve"> Si alguien se cree importante sin serlo, se engaña a sí mismo.</w:t>
-      </w:r>
-    </w:p>
-    <w:p>
-      <w:pPr/>
-      <w:r>
-        <w:rPr>
-          <w:lang w:val="es_ES" w:bidi="es_ES"/>
-        </w:rPr>
-      </w:r>
-      <w:r>
-        <w:rPr>
-          <w:vertAlign w:val="superscript"/>
-          <w:lang w:val="es_ES" w:bidi="es_ES"/>
-        </w:rPr>
-        <w:t>4</w:t>
-      </w:r>
-      <w:r>
-        <w:rPr>
-          <w:lang w:val="es_ES" w:bidi="es_ES"/>
-        </w:rPr>
-        <w:t xml:space="preserve"> Cada uno debe examinar su propia conducta. Si encuentra algo de qué estar orgulloso, que no se compare con los demás.</w:t>
-      </w:r>
-    </w:p>
-    <w:p>
-      <w:pPr/>
-      <w:r>
-        <w:rPr>
-          <w:lang w:val="es_ES" w:bidi="es_ES"/>
-        </w:rPr>
-      </w:r>
-      <w:r>
-        <w:rPr>
-          <w:vertAlign w:val="superscript"/>
-          <w:lang w:val="es_ES" w:bidi="es_ES"/>
-        </w:rPr>
-        <w:t>5</w:t>
-      </w:r>
-      <w:r>
-        <w:rPr>
-          <w:lang w:val="es_ES" w:bidi="es_ES"/>
-        </w:rPr>
-        <w:t xml:space="preserve"> Cada uno debe cargar con su propia responsabilidad.</w:t>
-      </w:r>
-    </w:p>
-    <w:p>
-      <w:pPr/>
-      <w:r>
-        <w:rPr>
-          <w:lang w:val="es_ES" w:bidi="es_ES"/>
-        </w:rPr>
-      </w:r>
-      <w:r>
-        <w:rPr>
-          <w:vertAlign w:val="superscript"/>
-          <w:lang w:val="es_ES" w:bidi="es_ES"/>
-        </w:rPr>
-        <w:t>6</w:t>
-      </w:r>
-      <w:r>
-        <w:rPr>
-          <w:lang w:val="es_ES" w:bidi="es_ES"/>
-        </w:rPr>
-        <w:t xml:space="preserve"> El que recibe instrucción en la palabra debe compartir todo lo bueno con quien le enseña.</w:t>
-      </w:r>
-    </w:p>
-    <w:p>
-      <w:pPr/>
-      <w:r>
-        <w:rPr>
-          <w:lang w:val="es_ES" w:bidi="es_ES"/>
-        </w:rPr>
-      </w:r>
-      <w:r>
-        <w:rPr>
-          <w:vertAlign w:val="superscript"/>
-          <w:lang w:val="es_ES" w:bidi="es_ES"/>
-        </w:rPr>
-        <w:t>7</w:t>
-      </w:r>
-      <w:r>
-        <w:rPr>
-          <w:lang w:val="es_ES" w:bidi="es_ES"/>
-        </w:rPr>
-        <w:t xml:space="preserve"> No se engañen; nadie puede burlarse de Dios. Cada uno cosechará lo que haya sembrado.</w:t>
-      </w:r>
-    </w:p>
-    <w:p>
-      <w:pPr/>
-      <w:r>
-        <w:rPr>
-          <w:lang w:val="es_ES" w:bidi="es_ES"/>
-        </w:rPr>
-      </w:r>
-      <w:r>
-        <w:rPr>
-          <w:vertAlign w:val="superscript"/>
-          <w:lang w:val="es_ES" w:bidi="es_ES"/>
-        </w:rPr>
-        <w:t>8</w:t>
-      </w:r>
-      <w:r>
-        <w:rPr>
-          <w:lang w:val="es_ES" w:bidi="es_ES"/>
-        </w:rPr>
-        <w:t xml:space="preserve"> El que siembra para su naturaleza pecaminosa, de esa naturaleza cosechará destrucción; pero el que siembra para el Espíritu, del Espíritu cosechará vida eterna.</w:t>
-      </w:r>
-    </w:p>
-    <w:p>
-      <w:pPr/>
-      <w:r>
-        <w:rPr>
-          <w:lang w:val="es_ES" w:bidi="es_ES"/>
-        </w:rPr>
-      </w:r>
-      <w:r>
-        <w:rPr>
-          <w:vertAlign w:val="superscript"/>
-          <w:lang w:val="es_ES" w:bidi="es_ES"/>
-        </w:rPr>
-        <w:t>9</w:t>
-      </w:r>
-      <w:r>
-        <w:rPr>
-          <w:lang w:val="es_ES" w:bidi="es_ES"/>
-        </w:rPr>
-        <w:t xml:space="preserve"> No nos cansemos de hacer el bien, porque si no desmayamos, a su debido tiempo cosecharemos.</w:t>
-      </w:r>
-    </w:p>
-    <w:p>
-      <w:pPr/>
-      <w:r>
-        <w:rPr>
-          <w:lang w:val="es_ES" w:bidi="es_ES"/>
-        </w:rPr>
-      </w:r>
-      <w:r>
-        <w:rPr>
-          <w:vertAlign w:val="superscript"/>
-          <w:lang w:val="es_ES" w:bidi="es_ES"/>
-        </w:rPr>
-        <w:t>10</w:t>
-      </w:r>
-      <w:r>
-        <w:rPr>
-          <w:lang w:val="es_ES" w:bidi="es_ES"/>
-        </w:rPr>
-        <w:t xml:space="preserve"> Por lo tanto, siempre que tengamos la oportunidad, hagamos el bien a todos, especialmente a los de la familia de la fe.</w:t>
-      </w:r>
-    </w:p>
-    <w:p>
-      <w:pPr/>
-      <w:r>
-        <w:rPr>
-          <w:lang w:val="es_ES" w:bidi="es_ES"/>
-        </w:rPr>
-      </w:r>
-      <w:r>
-        <w:rPr>
-          <w:vertAlign w:val="superscript"/>
-          <w:lang w:val="es_ES" w:bidi="es_ES"/>
-        </w:rPr>
-        <w:t>11</w:t>
-      </w:r>
-      <w:r>
-        <w:rPr>
-          <w:lang w:val="es_ES" w:bidi="es_ES"/>
-        </w:rPr>
-        <w:t xml:space="preserve"> Miren con qué letras tan grandes les escribo de mi propia mano.</w:t>
-      </w:r>
-    </w:p>
-    <w:p>
-      <w:pPr/>
-      <w:r>
-        <w:rPr>
-          <w:lang w:val="es_ES" w:bidi="es_ES"/>
-        </w:rPr>
-      </w:r>
-      <w:r>
-        <w:rPr>
-          <w:vertAlign w:val="superscript"/>
-          <w:lang w:val="es_ES" w:bidi="es_ES"/>
-        </w:rPr>
-        <w:t>12</w:t>
-      </w:r>
-      <w:r>
-        <w:rPr>
-          <w:lang w:val="es_ES" w:bidi="es_ES"/>
-        </w:rPr>
-        <w:t xml:space="preserve"> Los que los presionan a circuncidarse solo quieren quedar bien ante la gente y así evitar ser perseguidos por causa de la cruz de Cristo.</w:t>
-      </w:r>
-    </w:p>
-    <w:p>
-      <w:pPr/>
-      <w:r>
-        <w:rPr>
-          <w:lang w:val="es_ES" w:bidi="es_ES"/>
-        </w:rPr>
-      </w:r>
-      <w:r>
-        <w:rPr>
-          <w:vertAlign w:val="superscript"/>
-          <w:lang w:val="es_ES" w:bidi="es_ES"/>
-        </w:rPr>
-        <w:t>13</w:t>
-      </w:r>
-      <w:r>
-        <w:rPr>
-          <w:lang w:val="es_ES" w:bidi="es_ES"/>
-        </w:rPr>
-        <w:t xml:space="preserve"> Ni siquiera esos que están circuncidados obedecen la ley, pero quieren que ustedes se circunciden para poder presumir de haber conseguido que ustedes se hagan esa marca en el cuerpo.</w:t>
+        <w:t xml:space="preserve"> Ni siquiera esos que están circuncidados obedecen la ley. Pero quieren que ustedes se circunciden para poder presumir de haber conseguido que ustedes se hagan esa marca en el cuerpo.</w:t>
       </w:r>
     </w:p>
     <w:p>
